--- a/ESG_Text_Based_Incentives/Documentation/Reports/04_Coding_Guidelines.docx
+++ b/ESG_Text_Based_Incentives/Documentation/Reports/04_Coding_Guidelines.docx
@@ -2,13 +2,13 @@
 <file path=word/document.xml><?xml version="1.0" encoding="utf-8"?>
 <w:document xmlns:w="http://schemas.openxmlformats.org/wordprocessingml/2006/main" xmlns:m="http://schemas.openxmlformats.org/officeDocument/2006/math" xmlns:r="http://schemas.openxmlformats.org/officeDocument/2006/relationships" xmlns:o="urn:schemas-microsoft-com:office:office" xmlns:v="urn:schemas-microsoft-com:vml" xmlns:w10="urn:schemas-microsoft-com:office:word" xmlns:a="http://schemas.openxmlformats.org/drawingml/2006/main" xmlns:pic="http://schemas.openxmlformats.org/drawingml/2006/picture" xmlns:wp="http://schemas.openxmlformats.org/drawingml/2006/wordprocessingDrawing">
   <w:body>
-    <w:bookmarkStart w:id="24" w:name="X178d8e13990b67d0bb86d0b5d533adbd19096ed"/>
+    <w:bookmarkStart w:id="24" w:name="X53c09704433d6ecdf5c0ceeabefdcf2cb8b9277"/>
     <w:p>
       <w:pPr>
         <w:pStyle w:val="Heading1"/>
       </w:pPr>
       <w:r>
-        <w:t xml:space="preserve">Human coding guidelines — ESG performance-metric validation (classifier v1.0)</w:t>
+        <w:t xml:space="preserve">Human coding guidelines — ESG performance-metric validation</w:t>
       </w:r>
     </w:p>
     <w:p>
@@ -42,13 +42,19 @@
         <w:t xml:space="preserve"> </w:t>
       </w:r>
       <w:r>
-        <w:t xml:space="preserve">reference labels for 601 randomly sampled classification units, so that the frozen</w:t>
-      </w:r>
-      <w:r>
-        <w:t xml:space="preserve"> </w:t>
-      </w:r>
-      <w:r>
-        <w:t xml:space="preserve">rule-based classifier (v1.0) can be validated. Coders must</w:t>
+        <w:t xml:space="preserve">reference labels for the 601 classification units of the validation sample. The rule-based classifier is then validated against them.</w:t>
+      </w:r>
+    </w:p>
+    <w:p>
+      <w:pPr>
+        <w:numPr>
+          <w:ilvl w:val="0"/>
+          <w:numId w:val="1001"/>
+        </w:numPr>
+        <w:pStyle w:val="Compact"/>
+      </w:pPr>
+      <w:r>
+        <w:t xml:space="preserve">The sample was drawn under classifier v1.0 after its rules were frozen, and it is</w:t>
       </w:r>
       <w:r>
         <w:t xml:space="preserve"> </w:t>
@@ -58,19 +64,74 @@
           <w:bCs/>
           <w:b/>
         </w:rPr>
+        <w:t xml:space="preserve">never redrawn</w:t>
+      </w:r>
+      <w:r>
+        <w:t xml:space="preserve">. Every later classifier version (currently the one in</w:t>
+      </w:r>
+      <w:r>
+        <w:t xml:space="preserve"> </w:t>
+      </w:r>
+      <w:r>
+        <w:rPr>
+          <w:rStyle w:val="VerbatimChar"/>
+        </w:rPr>
+        <w:t xml:space="preserve">Code/config.py</w:t>
+      </w:r>
+      <w:r>
+        <w:t xml:space="preserve">,</w:t>
+      </w:r>
+      <w:r>
+        <w:t xml:space="preserve"> </w:t>
+      </w:r>
+      <w:r>
+        <w:rPr>
+          <w:rStyle w:val="VerbatimChar"/>
+        </w:rPr>
+        <w:t xml:space="preserve">CLASSIFIER_VERSION</w:t>
+      </w:r>
+      <w:r>
+        <w:t xml:space="preserve">) is scored on this same probability sample.</w:t>
+      </w:r>
+    </w:p>
+    <w:p>
+      <w:pPr>
+        <w:numPr>
+          <w:ilvl w:val="0"/>
+          <w:numId w:val="1001"/>
+        </w:numPr>
+        <w:pStyle w:val="Compact"/>
+      </w:pPr>
+      <w:r>
+        <w:t xml:space="preserve">Step 13 also scores v1.0's predictions, so the two versions can be compared.</w:t>
+      </w:r>
+    </w:p>
+    <w:p>
+      <w:pPr>
+        <w:numPr>
+          <w:ilvl w:val="0"/>
+          <w:numId w:val="1001"/>
+        </w:numPr>
+        <w:pStyle w:val="Compact"/>
+      </w:pPr>
+      <w:r>
+        <w:t xml:space="preserve">Coders must</w:t>
+      </w:r>
+      <w:r>
+        <w:t xml:space="preserve"> </w:t>
+      </w:r>
+      <w:r>
+        <w:rPr>
+          <w:bCs/>
+          <w:b/>
+        </w:rPr>
         <w:t xml:space="preserve">not</w:t>
       </w:r>
       <w:r>
         <w:t xml:space="preserve"> </w:t>
       </w:r>
       <w:r>
-        <w:t xml:space="preserve">look at the model labels, the rule files or the</w:t>
-      </w:r>
-      <w:r>
-        <w:t xml:space="preserve"> </w:t>
-      </w:r>
-      <w:r>
-        <w:t xml:space="preserve">answer key (</w:t>
+        <w:t xml:space="preserve">look at the model labels, the rule files or the answer key (</w:t>
       </w:r>
       <w:r>
         <w:rPr>
@@ -185,7 +246,7 @@
               <w:t xml:space="preserve"> </w:t>
             </w:r>
             <w:r>
-              <w:t xml:space="preserve">text, years and number of firms)</w:t>
+              <w:t xml:space="preserve">text, years and number of firms). Created once and never overwritten</w:t>
             </w:r>
           </w:p>
         </w:tc>
@@ -226,7 +287,52 @@
               <w:jc w:val="left"/>
             </w:pPr>
             <w:r>
-              <w:t xml:space="preserve">Save each completed sheet here (keep</w:t>
+              <w:t xml:space="preserve">Save each completed sheet here.</w:t>
+            </w:r>
+            <w:r>
+              <w:t xml:space="preserve"> </w:t>
+            </w:r>
+            <w:r>
+              <w:rPr>
+                <w:bCs/>
+                <w:b/>
+              </w:rPr>
+              <w:t xml:space="preserve">Keep the</w:t>
+            </w:r>
+            <w:r>
+              <w:rPr>
+                <w:bCs/>
+                <w:b/>
+              </w:rPr>
+              <w:t xml:space="preserve"> </w:t>
+            </w:r>
+            <w:r>
+              <w:rPr>
+                <w:rStyle w:val="VerbatimChar"/>
+                <w:bCs/>
+                <w:b/>
+              </w:rPr>
+              <w:t xml:space="preserve">sample_id</w:t>
+            </w:r>
+            <w:r>
+              <w:rPr>
+                <w:bCs/>
+                <w:b/>
+              </w:rPr>
+              <w:t xml:space="preserve"> </w:t>
+            </w:r>
+            <w:r>
+              <w:rPr>
+                <w:bCs/>
+                <w:b/>
+              </w:rPr>
+              <w:t xml:space="preserve">column</w:t>
+            </w:r>
+            <w:r>
+              <w:t xml:space="preserve"> </w:t>
+            </w:r>
+            <w:r>
+              <w:t xml:space="preserve">(the</w:t>
             </w:r>
             <w:r>
               <w:t xml:space="preserve"> </w:t>
@@ -238,7 +344,10 @@
               <w:t xml:space="preserve">text_id</w:t>
             </w:r>
             <w:r>
-              <w:t xml:space="preserve">)</w:t>
+              <w:t xml:space="preserve"> </w:t>
+            </w:r>
+            <w:r>
+              <w:t xml:space="preserve">printed on the sheet is also accepted)</w:t>
             </w:r>
           </w:p>
         </w:tc>
@@ -255,7 +364,7 @@
               <w:rPr>
                 <w:rStyle w:val="VerbatimChar"/>
               </w:rPr>
-              <w:t xml:space="preserve">human_labels/adjudicated_labels.csv</w:t>
+              <w:t xml:space="preserve">human_labels/adjudication_sheet_local.csv</w:t>
             </w:r>
           </w:p>
         </w:tc>
@@ -267,7 +376,7 @@
               <w:jc w:val="left"/>
             </w:pPr>
             <w:r>
-              <w:t xml:space="preserve">Final labels after a third person resolves coder disagreements. Columns:</w:t>
+              <w:t xml:space="preserve">Written by Step 13 once both coder files exist. Agreements are pre-filled; the cells of disagreements are empty and marked</w:t>
             </w:r>
             <w:r>
               <w:t xml:space="preserve"> </w:t>
@@ -276,7 +385,7 @@
               <w:rPr>
                 <w:rStyle w:val="VerbatimChar"/>
               </w:rPr>
-              <w:t xml:space="preserve">text_id, human_esg_strict, human_esg_extended, human_esg_e, human_esg_s, human_esg_g, reviewer, review_date</w:t>
+              <w:t xml:space="preserve">disagree_* = 1</w:t>
             </w:r>
           </w:p>
         </w:tc>
@@ -293,7 +402,7 @@
               <w:rPr>
                 <w:rStyle w:val="VerbatimChar"/>
               </w:rPr>
-              <w:t xml:space="preserve">human_review_queue_v1.0_local.csv</w:t>
+              <w:t xml:space="preserve">human_labels/adjudicated_labels.csv</w:t>
             </w:r>
           </w:p>
         </w:tc>
@@ -305,6 +414,104 @@
               <w:jc w:val="left"/>
             </w:pPr>
             <w:r>
+              <w:t xml:space="preserve">Final labels after a third person resolves the disagreements. Columns: an identifier (</w:t>
+            </w:r>
+            <w:r>
+              <w:rPr>
+                <w:rStyle w:val="VerbatimChar"/>
+              </w:rPr>
+              <w:t xml:space="preserve">sample_id</w:t>
+            </w:r>
+            <w:r>
+              <w:t xml:space="preserve"> </w:t>
+            </w:r>
+            <w:r>
+              <w:t xml:space="preserve">preferred;</w:t>
+            </w:r>
+            <w:r>
+              <w:t xml:space="preserve"> </w:t>
+            </w:r>
+            <w:r>
+              <w:rPr>
+                <w:rStyle w:val="VerbatimChar"/>
+              </w:rPr>
+              <w:t xml:space="preserve">text_key</w:t>
+            </w:r>
+            <w:r>
+              <w:t xml:space="preserve"> </w:t>
+            </w:r>
+            <w:r>
+              <w:t xml:space="preserve">or</w:t>
+            </w:r>
+            <w:r>
+              <w:t xml:space="preserve"> </w:t>
+            </w:r>
+            <w:r>
+              <w:rPr>
+                <w:rStyle w:val="VerbatimChar"/>
+              </w:rPr>
+              <w:t xml:space="preserve">text_id</w:t>
+            </w:r>
+            <w:r>
+              <w:t xml:space="preserve"> </w:t>
+            </w:r>
+            <w:r>
+              <w:t xml:space="preserve">also accepted) +</w:t>
+            </w:r>
+            <w:r>
+              <w:t xml:space="preserve"> </w:t>
+            </w:r>
+            <w:r>
+              <w:rPr>
+                <w:rStyle w:val="VerbatimChar"/>
+              </w:rPr>
+              <w:t xml:space="preserve">human_esg_strict, human_esg_extended, human_esg_e, human_esg_s, human_esg_g</w:t>
+            </w:r>
+            <w:r>
+              <w:t xml:space="preserve"> </w:t>
+            </w:r>
+            <w:r>
+              <w:t xml:space="preserve">(+</w:t>
+            </w:r>
+            <w:r>
+              <w:t xml:space="preserve"> </w:t>
+            </w:r>
+            <w:r>
+              <w:rPr>
+                <w:rStyle w:val="VerbatimChar"/>
+              </w:rPr>
+              <w:t xml:space="preserve">reviewer, review_date</w:t>
+            </w:r>
+            <w:r>
+              <w:t xml:space="preserve">)</w:t>
+            </w:r>
+          </w:p>
+        </w:tc>
+      </w:tr>
+      <w:tr>
+        <w:tc>
+          <w:tcPr/>
+          <w:p>
+            <w:pPr>
+              <w:pStyle w:val="Compact"/>
+              <w:jc w:val="left"/>
+            </w:pPr>
+            <w:r>
+              <w:rPr>
+                <w:rStyle w:val="VerbatimChar"/>
+              </w:rPr>
+              <w:t xml:space="preserve">human_review_queue_&lt;version&gt;_local.csv</w:t>
+            </w:r>
+          </w:p>
+        </w:tc>
+        <w:tc>
+          <w:tcPr/>
+          <w:p>
+            <w:pPr>
+              <w:pStyle w:val="Compact"/>
+              <w:jc w:val="left"/>
+            </w:pPr>
+            <w:r>
               <w:rPr>
                 <w:bCs/>
                 <w:b/>
@@ -315,7 +522,31 @@
               <w:t xml:space="preserve"> </w:t>
             </w:r>
             <w:r>
-              <w:t xml:space="preserve">These are frequent unresolved or flagged texts, to be reviewed when building v1.1</w:t>
+              <w:t xml:space="preserve">Frequent unresolved or flagged texts to review when improving the rules. Confirmed labels may be added to</w:t>
+            </w:r>
+            <w:r>
+              <w:t xml:space="preserve"> </w:t>
+            </w:r>
+            <w:r>
+              <w:rPr>
+                <w:rStyle w:val="VerbatimChar"/>
+              </w:rPr>
+              <w:t xml:space="preserve">adjudicated_labels.csv</w:t>
+            </w:r>
+            <w:r>
+              <w:t xml:space="preserve"> </w:t>
+            </w:r>
+            <w:r>
+              <w:t xml:space="preserve">by</w:t>
+            </w:r>
+            <w:r>
+              <w:t xml:space="preserve"> </w:t>
+            </w:r>
+            <w:r>
+              <w:rPr>
+                <w:rStyle w:val="VerbatimChar"/>
+              </w:rPr>
+              <w:t xml:space="preserve">text_key</w:t>
             </w:r>
           </w:p>
         </w:tc>
@@ -326,7 +557,17 @@
         <w:pStyle w:val="BodyText"/>
       </w:pPr>
       <w:r>
-        <w:t xml:space="preserve">After the labels are in place, re-run</w:t>
+        <w:rPr>
+          <w:bCs/>
+          <w:b/>
+        </w:rPr>
+        <w:t xml:space="preserve">Identifiers.</w:t>
+      </w:r>
+      <w:r>
+        <w:t xml:space="preserve"> </w:t>
+      </w:r>
+      <w:r>
+        <w:t xml:space="preserve">Every identifier is mapped to the stable</w:t>
       </w:r>
       <w:r>
         <w:t xml:space="preserve"> </w:t>
@@ -335,31 +576,749 @@
         <w:rPr>
           <w:rStyle w:val="VerbatimChar"/>
         </w:rPr>
-        <w:t xml:space="preserve">python Code/master_run.py 06</w:t>
-      </w:r>
-      <w:r>
-        <w:t xml:space="preserve">. Step 06 applies the adjudicated labels (</w:t>
-      </w:r>
+        <w:t xml:space="preserve">text_key</w:t>
+      </w:r>
+      <w:r>
+        <w:t xml:space="preserve">, so a label stays attached to its text even if the classifier changes. The loader accepts, per row:</w:t>
+      </w:r>
+    </w:p>
+    <w:p>
+      <w:pPr>
+        <w:numPr>
+          <w:ilvl w:val="0"/>
+          <w:numId w:val="1002"/>
+        </w:numPr>
+        <w:pStyle w:val="Compact"/>
+      </w:pPr>
       <w:r>
         <w:rPr>
           <w:rStyle w:val="VerbatimChar"/>
         </w:rPr>
-        <w:t xml:space="preserve">human_reviewed = 1</w:t>
-      </w:r>
-      <w:r>
-        <w:t xml:space="preserve">, status</w:t>
-      </w:r>
-      <w:r>
-        <w:t xml:space="preserve"> </w:t>
-      </w:r>
+        <w:t xml:space="preserve">sample_id</w:t>
+      </w:r>
+      <w:r>
+        <w:t xml:space="preserve"> </w:t>
+      </w:r>
+      <w:r>
+        <w:t xml:space="preserve">(V0001 …);</w:t>
+      </w:r>
+    </w:p>
+    <w:p>
+      <w:pPr>
+        <w:numPr>
+          <w:ilvl w:val="0"/>
+          <w:numId w:val="1002"/>
+        </w:numPr>
+        <w:pStyle w:val="Compact"/>
+      </w:pPr>
       <w:r>
         <w:rPr>
           <w:rStyle w:val="VerbatimChar"/>
         </w:rPr>
-        <w:t xml:space="preserve">confirmed</w:t>
-      </w:r>
-      <w:r>
-        <w:t xml:space="preserve">). Step 13 then computes the validation statistics, comparing the</w:t>
+        <w:t xml:space="preserve">text_key</w:t>
+      </w:r>
+      <w:r>
+        <w:t xml:space="preserve">;</w:t>
+      </w:r>
+    </w:p>
+    <w:p>
+      <w:pPr>
+        <w:numPr>
+          <w:ilvl w:val="0"/>
+          <w:numId w:val="1002"/>
+        </w:numPr>
+        <w:pStyle w:val="Compact"/>
+      </w:pPr>
+      <w:r>
+        <w:t xml:space="preserve">the current</w:t>
+      </w:r>
+      <w:r>
+        <w:t xml:space="preserve"> </w:t>
+      </w:r>
+      <w:r>
+        <w:rPr>
+          <w:rStyle w:val="VerbatimChar"/>
+        </w:rPr>
+        <w:t xml:space="preserve">text_id</w:t>
+      </w:r>
+      <w:r>
+        <w:t xml:space="preserve"> </w:t>
+      </w:r>
+      <w:r>
+        <w:t xml:space="preserve">(T + 10 hex digits);</w:t>
+      </w:r>
+    </w:p>
+    <w:p>
+      <w:pPr>
+        <w:numPr>
+          <w:ilvl w:val="0"/>
+          <w:numId w:val="1002"/>
+        </w:numPr>
+        <w:pStyle w:val="Compact"/>
+      </w:pPr>
+      <w:r>
+        <w:t xml:space="preserve">the v1.0 sheet</w:t>
+      </w:r>
+      <w:r>
+        <w:t xml:space="preserve"> </w:t>
+      </w:r>
+      <w:r>
+        <w:rPr>
+          <w:rStyle w:val="VerbatimChar"/>
+        </w:rPr>
+        <w:t xml:space="preserve">text_id</w:t>
+      </w:r>
+      <w:r>
+        <w:t xml:space="preserve"> </w:t>
+      </w:r>
+      <w:r>
+        <w:t xml:space="preserve">(T + 6 digits).</w:t>
+      </w:r>
+    </w:p>
+    <w:p>
+      <w:pPr>
+        <w:pStyle w:val="FirstParagraph"/>
+      </w:pPr>
+      <w:r>
+        <w:t xml:space="preserve">A row that matches no text stops the pipeline with an error.</w:t>
+      </w:r>
+    </w:p>
+    <w:bookmarkEnd w:id="20"/>
+    <w:bookmarkStart w:id="21" w:name="coding-values"/>
+    <w:p>
+      <w:pPr>
+        <w:pStyle w:val="Heading2"/>
+      </w:pPr>
+      <w:r>
+        <w:t xml:space="preserve">Coding values</w:t>
+      </w:r>
+    </w:p>
+    <w:p>
+      <w:pPr>
+        <w:pStyle w:val="FirstParagraph"/>
+      </w:pPr>
+      <w:r>
+        <w:t xml:space="preserve">For each label, enter</w:t>
+      </w:r>
+      <w:r>
+        <w:t xml:space="preserve"> </w:t>
+      </w:r>
+      <w:r>
+        <w:rPr>
+          <w:rStyle w:val="VerbatimChar"/>
+        </w:rPr>
+        <w:t xml:space="preserve">1</w:t>
+      </w:r>
+      <w:r>
+        <w:t xml:space="preserve">,</w:t>
+      </w:r>
+      <w:r>
+        <w:t xml:space="preserve"> </w:t>
+      </w:r>
+      <w:r>
+        <w:rPr>
+          <w:rStyle w:val="VerbatimChar"/>
+        </w:rPr>
+        <w:t xml:space="preserve">0</w:t>
+      </w:r>
+      <w:r>
+        <w:t xml:space="preserve"> </w:t>
+      </w:r>
+      <w:r>
+        <w:t xml:space="preserve">or</w:t>
+      </w:r>
+      <w:r>
+        <w:t xml:space="preserve"> </w:t>
+      </w:r>
+      <w:r>
+        <w:rPr>
+          <w:rStyle w:val="VerbatimChar"/>
+        </w:rPr>
+        <w:t xml:space="preserve">U</w:t>
+      </w:r>
+      <w:r>
+        <w:t xml:space="preserve">.</w:t>
+      </w:r>
+    </w:p>
+    <w:p>
+      <w:pPr>
+        <w:numPr>
+          <w:ilvl w:val="0"/>
+          <w:numId w:val="1003"/>
+        </w:numPr>
+        <w:pStyle w:val="Compact"/>
+      </w:pPr>
+      <w:r>
+        <w:rPr>
+          <w:rStyle w:val="VerbatimChar"/>
+        </w:rPr>
+        <w:t xml:space="preserve">1</w:t>
+      </w:r>
+      <w:r>
+        <w:t xml:space="preserve">: the text gives enough evidence that this is the case.</w:t>
+      </w:r>
+    </w:p>
+    <w:p>
+      <w:pPr>
+        <w:numPr>
+          <w:ilvl w:val="0"/>
+          <w:numId w:val="1003"/>
+        </w:numPr>
+        <w:pStyle w:val="Compact"/>
+      </w:pPr>
+      <w:r>
+        <w:rPr>
+          <w:rStyle w:val="VerbatimChar"/>
+        </w:rPr>
+        <w:t xml:space="preserve">0</w:t>
+      </w:r>
+      <w:r>
+        <w:t xml:space="preserve">: the text gives enough evidence that it is not.</w:t>
+      </w:r>
+    </w:p>
+    <w:p>
+      <w:pPr>
+        <w:numPr>
+          <w:ilvl w:val="0"/>
+          <w:numId w:val="1003"/>
+        </w:numPr>
+        <w:pStyle w:val="Compact"/>
+      </w:pPr>
+      <w:r>
+        <w:rPr>
+          <w:rStyle w:val="VerbatimChar"/>
+        </w:rPr>
+        <w:t xml:space="preserve">U</w:t>
+      </w:r>
+      <w:r>
+        <w:t xml:space="preserve">: the text is insufficient to decide.</w:t>
+      </w:r>
+    </w:p>
+    <w:p>
+      <w:pPr>
+        <w:pStyle w:val="FirstParagraph"/>
+      </w:pPr>
+      <w:r>
+        <w:t xml:space="preserve">Blank cells count as</w:t>
+      </w:r>
+      <w:r>
+        <w:t xml:space="preserve"> </w:t>
+      </w:r>
+      <w:r>
+        <w:rPr>
+          <w:rStyle w:val="VerbatimChar"/>
+        </w:rPr>
+        <w:t xml:space="preserve">U</w:t>
+      </w:r>
+      <w:r>
+        <w:t xml:space="preserve">; any other value is rejected.</w:t>
+      </w:r>
+      <w:r>
+        <w:t xml:space="preserve"> </w:t>
+      </w:r>
+      <w:r>
+        <w:rPr>
+          <w:rStyle w:val="VerbatimChar"/>
+        </w:rPr>
+        <w:t xml:space="preserve">h_confidence</w:t>
+      </w:r>
+      <w:r>
+        <w:t xml:space="preserve"> </w:t>
+      </w:r>
+      <w:r>
+        <w:t xml:space="preserve">takes</w:t>
+      </w:r>
+      <w:r>
+        <w:t xml:space="preserve"> </w:t>
+      </w:r>
+      <w:r>
+        <w:rPr>
+          <w:rStyle w:val="VerbatimChar"/>
+        </w:rPr>
+        <w:t xml:space="preserve">high</w:t>
+      </w:r>
+      <w:r>
+        <w:t xml:space="preserve">,</w:t>
+      </w:r>
+      <w:r>
+        <w:t xml:space="preserve"> </w:t>
+      </w:r>
+      <w:r>
+        <w:rPr>
+          <w:rStyle w:val="VerbatimChar"/>
+        </w:rPr>
+        <w:t xml:space="preserve">medium</w:t>
+      </w:r>
+      <w:r>
+        <w:t xml:space="preserve"> </w:t>
+      </w:r>
+      <w:r>
+        <w:t xml:space="preserve">or</w:t>
+      </w:r>
+      <w:r>
+        <w:t xml:space="preserve"> </w:t>
+      </w:r>
+      <w:r>
+        <w:rPr>
+          <w:rStyle w:val="VerbatimChar"/>
+        </w:rPr>
+        <w:t xml:space="preserve">low</w:t>
+      </w:r>
+      <w:r>
+        <w:t xml:space="preserve">. Use</w:t>
+      </w:r>
+      <w:r>
+        <w:t xml:space="preserve"> </w:t>
+      </w:r>
+      <w:r>
+        <w:rPr>
+          <w:rStyle w:val="VerbatimChar"/>
+        </w:rPr>
+        <w:t xml:space="preserve">h_notes</w:t>
+      </w:r>
+      <w:r>
+        <w:t xml:space="preserve"> </w:t>
+      </w:r>
+      <w:r>
+        <w:t xml:space="preserve">for the reason in any non-obvious case.</w:t>
+      </w:r>
+    </w:p>
+    <w:p>
+      <w:pPr>
+        <w:pStyle w:val="BodyText"/>
+      </w:pPr>
+      <w:r>
+        <w:t xml:space="preserve">Code</w:t>
+      </w:r>
+      <w:r>
+        <w:t xml:space="preserve"> </w:t>
+      </w:r>
+      <w:r>
+        <w:rPr>
+          <w:bCs/>
+          <w:b/>
+        </w:rPr>
+        <w:t xml:space="preserve">the performance condition described by the text</w:t>
+      </w:r>
+      <w:r>
+        <w:t xml:space="preserve">. Do not code the company, its industry, or what you believe the firm intended.</w:t>
+      </w:r>
+    </w:p>
+    <w:p>
+      <w:pPr>
+        <w:pStyle w:val="BodyText"/>
+      </w:pPr>
+      <w:r>
+        <w:rPr>
+          <w:bCs/>
+          <w:b/>
+        </w:rPr>
+        <w:t xml:space="preserve">Consistency rules.</w:t>
+      </w:r>
+      <w:r>
+        <w:t xml:space="preserve"> </w:t>
+      </w:r>
+      <w:r>
+        <w:t xml:space="preserve">These follow from the definitions and are applied automatically when labels are loaded:</w:t>
+      </w:r>
+    </w:p>
+    <w:tbl>
+      <w:tblPr>
+        <w:tblStyle w:val="Table"/>
+        <w:tblW w:type="auto" w:w="0"/>
+        <w:tblLook w:firstRow="1" w:lastRow="0" w:firstColumn="0" w:lastColumn="0" w:noHBand="0" w:noVBand="0" w:val="0020"/>
+        <w:jc w:val="start"/>
+      </w:tblPr>
+      <w:tblGrid>
+        <w:gridCol w:w="3960"/>
+        <w:gridCol w:w="3960"/>
+      </w:tblGrid>
+      <w:tr>
+        <w:trPr>
+          <w:tblHeader w:val="true"/>
+        </w:trPr>
+        <w:tc>
+          <w:tcPr/>
+          <w:p>
+            <w:pPr>
+              <w:pStyle w:val="Compact"/>
+              <w:jc w:val="left"/>
+            </w:pPr>
+            <w:r>
+              <w:t xml:space="preserve">Rule</w:t>
+            </w:r>
+          </w:p>
+        </w:tc>
+        <w:tc>
+          <w:tcPr/>
+          <w:p>
+            <w:pPr>
+              <w:pStyle w:val="Compact"/>
+              <w:jc w:val="left"/>
+            </w:pPr>
+            <w:r>
+              <w:t xml:space="preserve">What happens</w:t>
+            </w:r>
+          </w:p>
+        </w:tc>
+      </w:tr>
+      <w:tr>
+        <w:tc>
+          <w:tcPr/>
+          <w:p>
+            <w:pPr>
+              <w:pStyle w:val="Compact"/>
+              <w:jc w:val="left"/>
+            </w:pPr>
+            <w:r>
+              <w:t xml:space="preserve">Strict = 1 ⇒ Extended = 1</w:t>
+            </w:r>
+          </w:p>
+        </w:tc>
+        <w:tc>
+          <w:tcPr/>
+          <w:p>
+            <w:pPr>
+              <w:pStyle w:val="Compact"/>
+              <w:jc w:val="left"/>
+            </w:pPr>
+            <w:r>
+              <w:t xml:space="preserve">Extended is set to 1</w:t>
+            </w:r>
+          </w:p>
+        </w:tc>
+      </w:tr>
+      <w:tr>
+        <w:tc>
+          <w:tcPr/>
+          <w:p>
+            <w:pPr>
+              <w:pStyle w:val="Compact"/>
+              <w:jc w:val="left"/>
+            </w:pPr>
+            <w:r>
+              <w:t xml:space="preserve">Extended = 0 ⇒ Strict = 0</w:t>
+            </w:r>
+          </w:p>
+        </w:tc>
+        <w:tc>
+          <w:tcPr/>
+          <w:p>
+            <w:pPr>
+              <w:pStyle w:val="Compact"/>
+              <w:jc w:val="left"/>
+            </w:pPr>
+            <w:r>
+              <w:t xml:space="preserve">Strict is set to 0</w:t>
+            </w:r>
+          </w:p>
+        </w:tc>
+      </w:tr>
+      <w:tr>
+        <w:tc>
+          <w:tcPr/>
+          <w:p>
+            <w:pPr>
+              <w:pStyle w:val="Compact"/>
+              <w:jc w:val="left"/>
+            </w:pPr>
+            <w:r>
+              <w:t xml:space="preserve">Strict = 0 ⇒ E = S = G = 0</w:t>
+            </w:r>
+          </w:p>
+        </w:tc>
+        <w:tc>
+          <w:tcPr/>
+          <w:p>
+            <w:pPr>
+              <w:pStyle w:val="Compact"/>
+              <w:jc w:val="left"/>
+            </w:pPr>
+            <w:r>
+              <w:t xml:space="preserve">Pillar cells may be left blank</w:t>
+            </w:r>
+          </w:p>
+        </w:tc>
+      </w:tr>
+      <w:tr>
+        <w:tc>
+          <w:tcPr/>
+          <w:p>
+            <w:pPr>
+              <w:pStyle w:val="Compact"/>
+              <w:jc w:val="left"/>
+            </w:pPr>
+            <w:r>
+              <w:t xml:space="preserve">Strict = U ⇒ E, S, G = U</w:t>
+            </w:r>
+          </w:p>
+        </w:tc>
+        <w:tc>
+          <w:tcPr/>
+          <w:p>
+            <w:pPr>
+              <w:pStyle w:val="Compact"/>
+              <w:jc w:val="left"/>
+            </w:pPr>
+            <w:r>
+              <w:t xml:space="preserve">Pillar cells may be left blank</w:t>
+            </w:r>
+          </w:p>
+        </w:tc>
+      </w:tr>
+      <w:tr>
+        <w:tc>
+          <w:tcPr/>
+          <w:p>
+            <w:pPr>
+              <w:pStyle w:val="Compact"/>
+              <w:jc w:val="left"/>
+            </w:pPr>
+            <w:r>
+              <w:t xml:space="preserve">Strict = 1 ⇒ pillars as coded</w:t>
+            </w:r>
+          </w:p>
+        </w:tc>
+        <w:tc>
+          <w:tcPr/>
+          <w:p>
+            <w:pPr>
+              <w:pStyle w:val="Compact"/>
+              <w:jc w:val="left"/>
+            </w:pPr>
+            <w:r>
+              <w:t xml:space="preserve">Blank pillar = U</w:t>
+            </w:r>
+          </w:p>
+        </w:tc>
+      </w:tr>
+      <w:tr>
+        <w:tc>
+          <w:tcPr/>
+          <w:p>
+            <w:pPr>
+              <w:pStyle w:val="Compact"/>
+              <w:jc w:val="left"/>
+            </w:pPr>
+            <w:r>
+              <w:t xml:space="preserve">E, S or G = 1 while Strict ≠ 1</w:t>
+            </w:r>
+          </w:p>
+        </w:tc>
+        <w:tc>
+          <w:tcPr/>
+          <w:p>
+            <w:pPr>
+              <w:pStyle w:val="Compact"/>
+              <w:jc w:val="left"/>
+            </w:pPr>
+            <w:r>
+              <w:rPr>
+                <w:bCs/>
+                <w:b/>
+              </w:rPr>
+              <w:t xml:space="preserve">Error.</w:t>
+            </w:r>
+            <w:r>
+              <w:t xml:space="preserve"> </w:t>
+            </w:r>
+            <w:r>
+              <w:t xml:space="preserve">Stops the run and lists the rows, because it is contradictory</w:t>
+            </w:r>
+          </w:p>
+        </w:tc>
+      </w:tr>
+      <w:tr>
+        <w:tc>
+          <w:tcPr/>
+          <w:p>
+            <w:pPr>
+              <w:pStyle w:val="Compact"/>
+              <w:jc w:val="left"/>
+            </w:pPr>
+            <w:r>
+              <w:t xml:space="preserve">Strict = 1 with E = S = G = 0</w:t>
+            </w:r>
+          </w:p>
+        </w:tc>
+        <w:tc>
+          <w:tcPr/>
+          <w:p>
+            <w:pPr>
+              <w:pStyle w:val="Compact"/>
+              <w:jc w:val="left"/>
+            </w:pPr>
+            <w:r>
+              <w:rPr>
+                <w:bCs/>
+                <w:b/>
+              </w:rPr>
+              <w:t xml:space="preserve">Error.</w:t>
+            </w:r>
+            <w:r>
+              <w:t xml:space="preserve"> </w:t>
+            </w:r>
+            <w:r>
+              <w:t xml:space="preserve">Stops the run and lists the rows</w:t>
+            </w:r>
+          </w:p>
+        </w:tc>
+      </w:tr>
+    </w:tbl>
+    <w:p>
+      <w:pPr>
+        <w:pStyle w:val="BodyText"/>
+      </w:pPr>
+      <w:r>
+        <w:t xml:space="preserve">Every automatic fix is counted in</w:t>
+      </w:r>
+      <w:r>
+        <w:t xml:space="preserve"> </w:t>
+      </w:r>
+      <w:r>
+        <w:rPr>
+          <w:rStyle w:val="VerbatimChar"/>
+        </w:rPr>
+        <w:t xml:space="preserve">Logs/06_dataset_A_text_dictionary.log</w:t>
+      </w:r>
+      <w:r>
+        <w:t xml:space="preserve">.</w:t>
+      </w:r>
+    </w:p>
+    <w:bookmarkEnd w:id="21"/>
+    <w:bookmarkStart w:id="22" w:name="Xa43c4f9ab79709523540e74c6426b6c0f1bf350"/>
+    <w:p>
+      <w:pPr>
+        <w:pStyle w:val="Heading2"/>
+      </w:pPr>
+      <w:r>
+        <w:t xml:space="preserve">Definitions (identical to the classifier's construct)</w:t>
+      </w:r>
+    </w:p>
+    <w:p>
+      <w:pPr>
+        <w:pStyle w:val="FirstParagraph"/>
+      </w:pPr>
+      <w:r>
+        <w:rPr>
+          <w:bCs/>
+          <w:b/>
+        </w:rPr>
+        <w:t xml:space="preserve">Strict ESG = 1</w:t>
+      </w:r>
+      <w:r>
+        <w:t xml:space="preserve"> </w:t>
+      </w:r>
+      <w:r>
+        <w:t xml:space="preserve">if the metric is an explicitly environmental, social or governance performance condition.</w:t>
+      </w:r>
+    </w:p>
+    <w:p>
+      <w:pPr>
+        <w:pStyle w:val="BodyText"/>
+      </w:pPr>
+      <w:r>
+        <w:rPr>
+          <w:bCs/>
+          <w:b/>
+        </w:rPr>
+        <w:t xml:space="preserve">Environmental (E):</w:t>
+      </w:r>
+    </w:p>
+    <w:p>
+      <w:pPr>
+        <w:numPr>
+          <w:ilvl w:val="0"/>
+          <w:numId w:val="1004"/>
+        </w:numPr>
+        <w:pStyle w:val="Compact"/>
+      </w:pPr>
+      <w:r>
+        <w:t xml:space="preserve">GHG / carbon / methane emissions and intensity, science-based targets</w:t>
+      </w:r>
+    </w:p>
+    <w:p>
+      <w:pPr>
+        <w:numPr>
+          <w:ilvl w:val="0"/>
+          <w:numId w:val="1004"/>
+        </w:numPr>
+        <w:pStyle w:val="Compact"/>
+      </w:pPr>
+      <w:r>
+        <w:t xml:space="preserve">Climate targets or policies</w:t>
+      </w:r>
+    </w:p>
+    <w:p>
+      <w:pPr>
+        <w:numPr>
+          <w:ilvl w:val="0"/>
+          <w:numId w:val="1004"/>
+        </w:numPr>
+        <w:pStyle w:val="Compact"/>
+      </w:pPr>
+      <w:r>
+        <w:t xml:space="preserve">Air pollutants, spills and releases, coal ash</w:t>
+      </w:r>
+    </w:p>
+    <w:p>
+      <w:pPr>
+        <w:numPr>
+          <w:ilvl w:val="0"/>
+          <w:numId w:val="1004"/>
+        </w:numPr>
+        <w:pStyle w:val="Compact"/>
+      </w:pPr>
+      <w:r>
+        <w:t xml:space="preserve">Environmental compliance, incidents or violations</w:t>
+      </w:r>
+    </w:p>
+    <w:p>
+      <w:pPr>
+        <w:numPr>
+          <w:ilvl w:val="0"/>
+          <w:numId w:val="1004"/>
+        </w:numPr>
+        <w:pStyle w:val="Compact"/>
+      </w:pPr>
+      <w:r>
+        <w:t xml:space="preserve">Waste, recycling, plastics</w:t>
+      </w:r>
+    </w:p>
+    <w:p>
+      <w:pPr>
+        <w:numPr>
+          <w:ilvl w:val="0"/>
+          <w:numId w:val="1004"/>
+        </w:numPr>
+        <w:pStyle w:val="Compact"/>
+      </w:pPr>
+      <w:r>
+        <w:t xml:space="preserve">Water use and water quality</w:t>
+      </w:r>
+    </w:p>
+    <w:p>
+      <w:pPr>
+        <w:numPr>
+          <w:ilvl w:val="0"/>
+          <w:numId w:val="1004"/>
+        </w:numPr>
+        <w:pStyle w:val="Compact"/>
+      </w:pPr>
+      <w:r>
+        <w:t xml:space="preserve">Biodiversity, land reclamation</w:t>
+      </w:r>
+    </w:p>
+    <w:p>
+      <w:pPr>
+        <w:numPr>
+          <w:ilvl w:val="0"/>
+          <w:numId w:val="1004"/>
+        </w:numPr>
+        <w:pStyle w:val="Compact"/>
+      </w:pPr>
+      <w:r>
+        <w:t xml:space="preserve">Renewable or low-carbon energy</w:t>
       </w:r>
       <w:r>
         <w:t xml:space="preserve"> </w:t>
@@ -369,226 +1328,113 @@
           <w:iCs/>
           <w:i/>
         </w:rPr>
-        <w:t xml:space="preserve">v1.0 model labels</w:t>
-      </w:r>
-      <w:r>
-        <w:t xml:space="preserve"> </w:t>
-      </w:r>
-      <w:r>
-        <w:t xml:space="preserve">with the human reference.</w:t>
-      </w:r>
-    </w:p>
-    <w:bookmarkEnd w:id="20"/>
-    <w:bookmarkStart w:id="21" w:name="coding-values"/>
-    <w:p>
-      <w:pPr>
-        <w:pStyle w:val="Heading2"/>
-      </w:pPr>
-      <w:r>
-        <w:t xml:space="preserve">Coding values</w:t>
+        <w:t xml:space="preserve">adoption</w:t>
+      </w:r>
+    </w:p>
+    <w:p>
+      <w:pPr>
+        <w:numPr>
+          <w:ilvl w:val="0"/>
+          <w:numId w:val="1004"/>
+        </w:numPr>
+        <w:pStyle w:val="Compact"/>
+      </w:pPr>
+      <w:r>
+        <w:t xml:space="preserve">Energy-use reduction, but only when the text gives an environmental rationale</w:t>
       </w:r>
     </w:p>
     <w:p>
       <w:pPr>
         <w:pStyle w:val="FirstParagraph"/>
       </w:pPr>
-      <w:r>
-        <w:t xml:space="preserve">For each label, enter</w:t>
-      </w:r>
-      <w:r>
-        <w:t xml:space="preserve"> </w:t>
-      </w:r>
-      <w:r>
-        <w:rPr>
-          <w:rStyle w:val="VerbatimChar"/>
-        </w:rPr>
-        <w:t xml:space="preserve">1</w:t>
-      </w:r>
-      <w:r>
-        <w:t xml:space="preserve">,</w:t>
-      </w:r>
-      <w:r>
-        <w:t xml:space="preserve"> </w:t>
-      </w:r>
-      <w:r>
-        <w:rPr>
-          <w:rStyle w:val="VerbatimChar"/>
-        </w:rPr>
-        <w:t xml:space="preserve">0</w:t>
-      </w:r>
-      <w:r>
-        <w:t xml:space="preserve"> </w:t>
-      </w:r>
-      <w:r>
-        <w:t xml:space="preserve">or</w:t>
-      </w:r>
-      <w:r>
-        <w:t xml:space="preserve"> </w:t>
-      </w:r>
-      <w:r>
-        <w:rPr>
-          <w:rStyle w:val="VerbatimChar"/>
-        </w:rPr>
-        <w:t xml:space="preserve">U</w:t>
-      </w:r>
-      <w:r>
-        <w:t xml:space="preserve">.</w:t>
-      </w:r>
-    </w:p>
-    <w:p>
-      <w:pPr>
-        <w:numPr>
-          <w:ilvl w:val="0"/>
-          <w:numId w:val="1001"/>
-        </w:numPr>
-        <w:pStyle w:val="Compact"/>
-      </w:pPr>
-      <w:r>
-        <w:rPr>
-          <w:rStyle w:val="VerbatimChar"/>
-        </w:rPr>
-        <w:t xml:space="preserve">1</w:t>
-      </w:r>
-      <w:r>
-        <w:t xml:space="preserve">: the text gives enough evidence that this is the case.</w:t>
-      </w:r>
-    </w:p>
-    <w:p>
-      <w:pPr>
-        <w:numPr>
-          <w:ilvl w:val="0"/>
-          <w:numId w:val="1001"/>
-        </w:numPr>
-        <w:pStyle w:val="Compact"/>
-      </w:pPr>
-      <w:r>
-        <w:rPr>
-          <w:rStyle w:val="VerbatimChar"/>
-        </w:rPr>
-        <w:t xml:space="preserve">0</w:t>
-      </w:r>
-      <w:r>
-        <w:t xml:space="preserve">: the text gives enough evidence that it is not.</w:t>
-      </w:r>
-    </w:p>
-    <w:p>
-      <w:pPr>
-        <w:numPr>
-          <w:ilvl w:val="0"/>
-          <w:numId w:val="1001"/>
-        </w:numPr>
-        <w:pStyle w:val="Compact"/>
-      </w:pPr>
-      <w:r>
-        <w:rPr>
-          <w:rStyle w:val="VerbatimChar"/>
-        </w:rPr>
-        <w:t xml:space="preserve">U</w:t>
-      </w:r>
-      <w:r>
-        <w:t xml:space="preserve">: the text is insufficient to decide.</w:t>
-      </w:r>
-    </w:p>
-    <w:p>
-      <w:pPr>
-        <w:pStyle w:val="FirstParagraph"/>
-      </w:pPr>
-      <w:r>
-        <w:rPr>
-          <w:rStyle w:val="VerbatimChar"/>
-        </w:rPr>
-        <w:t xml:space="preserve">h_confidence</w:t>
-      </w:r>
-      <w:r>
-        <w:t xml:space="preserve"> </w:t>
-      </w:r>
-      <w:r>
-        <w:t xml:space="preserve">takes</w:t>
-      </w:r>
-      <w:r>
-        <w:t xml:space="preserve"> </w:t>
-      </w:r>
-      <w:r>
-        <w:rPr>
-          <w:rStyle w:val="VerbatimChar"/>
-        </w:rPr>
-        <w:t xml:space="preserve">high</w:t>
-      </w:r>
-      <w:r>
-        <w:t xml:space="preserve">,</w:t>
-      </w:r>
-      <w:r>
-        <w:t xml:space="preserve"> </w:t>
-      </w:r>
-      <w:r>
-        <w:rPr>
-          <w:rStyle w:val="VerbatimChar"/>
-        </w:rPr>
-        <w:t xml:space="preserve">medium</w:t>
-      </w:r>
-      <w:r>
-        <w:t xml:space="preserve"> </w:t>
-      </w:r>
-      <w:r>
-        <w:t xml:space="preserve">or</w:t>
-      </w:r>
-      <w:r>
-        <w:t xml:space="preserve"> </w:t>
-      </w:r>
-      <w:r>
-        <w:rPr>
-          <w:rStyle w:val="VerbatimChar"/>
-        </w:rPr>
-        <w:t xml:space="preserve">low</w:t>
-      </w:r>
-      <w:r>
-        <w:t xml:space="preserve">. Use</w:t>
-      </w:r>
-      <w:r>
-        <w:t xml:space="preserve"> </w:t>
-      </w:r>
-      <w:r>
-        <w:rPr>
-          <w:rStyle w:val="VerbatimChar"/>
-        </w:rPr>
-        <w:t xml:space="preserve">h_notes</w:t>
-      </w:r>
-      <w:r>
-        <w:t xml:space="preserve"> </w:t>
-      </w:r>
-      <w:r>
-        <w:t xml:space="preserve">for the reason in any non-obvious case.</w:t>
-      </w:r>
-    </w:p>
-    <w:p>
-      <w:pPr>
-        <w:pStyle w:val="BodyText"/>
-      </w:pPr>
-      <w:r>
-        <w:t xml:space="preserve">Code</w:t>
-      </w:r>
-      <w:r>
-        <w:t xml:space="preserve"> </w:t>
-      </w:r>
       <w:r>
         <w:rPr>
           <w:bCs/>
           <w:b/>
         </w:rPr>
-        <w:t xml:space="preserve">the performance condition described by the text</w:t>
-      </w:r>
-      <w:r>
-        <w:t xml:space="preserve">. Do not code the company, its industry, or what you believe the firm intended.</w:t>
-      </w:r>
-    </w:p>
-    <w:bookmarkEnd w:id="21"/>
-    <w:bookmarkStart w:id="22" w:name="Xa43c4f9ab79709523540e74c6426b6c0f1bf350"/>
-    <w:p>
-      <w:pPr>
-        <w:pStyle w:val="Heading2"/>
-      </w:pPr>
-      <w:r>
-        <w:t xml:space="preserve">Definitions (identical to the classifier's construct)</w:t>
+        <w:t xml:space="preserve">Social (S):</w:t>
+      </w:r>
+    </w:p>
+    <w:p>
+      <w:pPr>
+        <w:numPr>
+          <w:ilvl w:val="0"/>
+          <w:numId w:val="1005"/>
+        </w:numPr>
+        <w:pStyle w:val="Compact"/>
+      </w:pPr>
+      <w:r>
+        <w:t xml:space="preserve">Occupational, process and public safety: TRIR, DART, lost time, fatalities, vehicle accidents, near misses, HSE / EHS, loss of containment, worker radiation exposure, workers' compensation claims</w:t>
+      </w:r>
+    </w:p>
+    <w:p>
+      <w:pPr>
+        <w:numPr>
+          <w:ilvl w:val="0"/>
+          <w:numId w:val="1005"/>
+        </w:numPr>
+        <w:pStyle w:val="Compact"/>
+      </w:pPr>
+      <w:r>
+        <w:t xml:space="preserve">Diversity, equity and inclusion, including supplier diversity and health equity</w:t>
+      </w:r>
+    </w:p>
+    <w:p>
+      <w:pPr>
+        <w:numPr>
+          <w:ilvl w:val="0"/>
+          <w:numId w:val="1005"/>
+        </w:numPr>
+        <w:pStyle w:val="Compact"/>
+      </w:pPr>
+      <w:r>
+        <w:rPr>
+          <w:iCs/>
+          <w:i/>
+        </w:rPr>
+        <w:t xml:space="preserve">Specific</w:t>
+      </w:r>
+      <w:r>
+        <w:t xml:space="preserve"> </w:t>
+      </w:r>
+      <w:r>
+        <w:t xml:space="preserve">employee engagement, satisfaction, retention, turnover, training/development, wellbeing, work environment</w:t>
+      </w:r>
+    </w:p>
+    <w:p>
+      <w:pPr>
+        <w:numPr>
+          <w:ilvl w:val="0"/>
+          <w:numId w:val="1005"/>
+        </w:numPr>
+        <w:pStyle w:val="Compact"/>
+      </w:pPr>
+      <w:r>
+        <w:t xml:space="preserve">Human rights, labour standards, animal welfare</w:t>
+      </w:r>
+    </w:p>
+    <w:p>
+      <w:pPr>
+        <w:numPr>
+          <w:ilvl w:val="0"/>
+          <w:numId w:val="1005"/>
+        </w:numPr>
+        <w:pStyle w:val="Compact"/>
+      </w:pPr>
+      <w:r>
+        <w:t xml:space="preserve">Community investment, volunteering, philanthropy</w:t>
+      </w:r>
+    </w:p>
+    <w:p>
+      <w:pPr>
+        <w:numPr>
+          <w:ilvl w:val="0"/>
+          <w:numId w:val="1005"/>
+        </w:numPr>
+        <w:pStyle w:val="Compact"/>
+      </w:pPr>
+      <w:r>
+        <w:t xml:space="preserve">Clearly defined social-access mission goals, e.g. affordable-housing goals, financial inclusion, Community Reinvestment Act results</w:t>
       </w:r>
     </w:p>
     <w:p>
@@ -600,121 +1446,312 @@
           <w:bCs/>
           <w:b/>
         </w:rPr>
-        <w:t xml:space="preserve">Strict ESG = 1</w:t>
-      </w:r>
-      <w:r>
-        <w:t xml:space="preserve"> </w:t>
-      </w:r>
-      <w:r>
-        <w:t xml:space="preserve">if the metric is an explicitly environmental, social or governance performance condition.</w:t>
-      </w:r>
-    </w:p>
-    <w:p>
-      <w:pPr>
-        <w:pStyle w:val="BodyText"/>
-      </w:pPr>
+        <w:t xml:space="preserve">Governance (G):</w:t>
+      </w:r>
+      <w:r>
+        <w:t xml:space="preserve"> </w:t>
+      </w:r>
+      <w:r>
+        <w:t xml:space="preserve">specific governance content only.</w:t>
+      </w:r>
+    </w:p>
+    <w:p>
+      <w:pPr>
+        <w:numPr>
+          <w:ilvl w:val="0"/>
+          <w:numId w:val="1006"/>
+        </w:numPr>
+        <w:pStyle w:val="Compact"/>
+      </w:pPr>
+      <w:r>
+        <w:t xml:space="preserve">Business ethics, code of conduct, anti-corruption / bribery, whistle-blowing</w:t>
+      </w:r>
+    </w:p>
+    <w:p>
+      <w:pPr>
+        <w:numPr>
+          <w:ilvl w:val="0"/>
+          <w:numId w:val="1006"/>
+        </w:numPr>
+        <w:pStyle w:val="Compact"/>
+      </w:pPr>
+      <w:r>
+        <w:t xml:space="preserve">Corporate governance, board composition / diversity / evaluation / board-governance processes, shareholder rights, say-on-pay, governance ratings</w:t>
+      </w:r>
+    </w:p>
+    <w:p>
+      <w:pPr>
+        <w:numPr>
+          <w:ilvl w:val="0"/>
+          <w:numId w:val="1006"/>
+        </w:numPr>
+        <w:pStyle w:val="Compact"/>
+      </w:pPr>
+      <w:r>
+        <w:t xml:space="preserve">Bare "governance" is</w:t>
+      </w:r>
+      <w:r>
+        <w:t xml:space="preserve"> </w:t>
+      </w:r>
       <w:r>
         <w:rPr>
           <w:bCs/>
           <w:b/>
         </w:rPr>
-        <w:t xml:space="preserve">Environmental (E):</w:t>
-      </w:r>
-    </w:p>
-    <w:p>
-      <w:pPr>
-        <w:numPr>
-          <w:ilvl w:val="0"/>
-          <w:numId w:val="1002"/>
-        </w:numPr>
-        <w:pStyle w:val="Compact"/>
-      </w:pPr>
-      <w:r>
-        <w:t xml:space="preserve">GHG / carbon / methane emissions and intensity</w:t>
-      </w:r>
-    </w:p>
-    <w:p>
-      <w:pPr>
-        <w:numPr>
-          <w:ilvl w:val="0"/>
-          <w:numId w:val="1002"/>
-        </w:numPr>
-        <w:pStyle w:val="Compact"/>
-      </w:pPr>
-      <w:r>
-        <w:t xml:space="preserve">Climate targets or policies</w:t>
-      </w:r>
-    </w:p>
-    <w:p>
-      <w:pPr>
-        <w:numPr>
-          <w:ilvl w:val="0"/>
-          <w:numId w:val="1002"/>
-        </w:numPr>
-        <w:pStyle w:val="Compact"/>
-      </w:pPr>
-      <w:r>
-        <w:t xml:space="preserve">Air pollutants, spills and releases</w:t>
-      </w:r>
-    </w:p>
-    <w:p>
-      <w:pPr>
-        <w:numPr>
-          <w:ilvl w:val="0"/>
-          <w:numId w:val="1002"/>
-        </w:numPr>
-        <w:pStyle w:val="Compact"/>
-      </w:pPr>
-      <w:r>
-        <w:t xml:space="preserve">Environmental compliance, incidents or violations</w:t>
-      </w:r>
-    </w:p>
-    <w:p>
-      <w:pPr>
-        <w:numPr>
-          <w:ilvl w:val="0"/>
-          <w:numId w:val="1002"/>
-        </w:numPr>
-        <w:pStyle w:val="Compact"/>
-      </w:pPr>
-      <w:r>
-        <w:t xml:space="preserve">Waste, recycling, plastics</w:t>
-      </w:r>
-    </w:p>
-    <w:p>
-      <w:pPr>
-        <w:numPr>
-          <w:ilvl w:val="0"/>
-          <w:numId w:val="1002"/>
-        </w:numPr>
-        <w:pStyle w:val="Compact"/>
-      </w:pPr>
-      <w:r>
-        <w:t xml:space="preserve">Water use and water quality</w:t>
-      </w:r>
-    </w:p>
-    <w:p>
-      <w:pPr>
-        <w:numPr>
-          <w:ilvl w:val="0"/>
-          <w:numId w:val="1002"/>
-        </w:numPr>
-        <w:pStyle w:val="Compact"/>
-      </w:pPr>
-      <w:r>
-        <w:t xml:space="preserve">Biodiversity, land reclamation</w:t>
-      </w:r>
-    </w:p>
-    <w:p>
-      <w:pPr>
-        <w:numPr>
-          <w:ilvl w:val="0"/>
-          <w:numId w:val="1002"/>
-        </w:numPr>
-        <w:pStyle w:val="Compact"/>
-      </w:pPr>
-      <w:r>
-        <w:t xml:space="preserve">Renewable or low-carbon energy</w:t>
+        <w:t xml:space="preserve">not</w:t>
+      </w:r>
+      <w:r>
+        <w:t xml:space="preserve"> </w:t>
+      </w:r>
+      <w:r>
+        <w:t xml:space="preserve">enough. It can mean portfolio, project or data governance, so code it</w:t>
+      </w:r>
+      <w:r>
+        <w:t xml:space="preserve"> </w:t>
+      </w:r>
+      <w:r>
+        <w:rPr>
+          <w:rStyle w:val="VerbatimChar"/>
+        </w:rPr>
+        <w:t xml:space="preserve">U</w:t>
+      </w:r>
+      <w:r>
+        <w:t xml:space="preserve">.</w:t>
+      </w:r>
+    </w:p>
+    <w:p>
+      <w:pPr>
+        <w:pStyle w:val="FirstParagraph"/>
+      </w:pPr>
+      <w:r>
+        <w:rPr>
+          <w:bCs/>
+          <w:b/>
+        </w:rPr>
+        <w:t xml:space="preserve">General ESG:</w:t>
+      </w:r>
+      <w:r>
+        <w:t xml:space="preserve"> </w:t>
+      </w:r>
+      <w:r>
+        <w:t xml:space="preserve">"ESG", "CSR", "sustainability", ESG ratings (DJSI, GRESB …). Code Strict = 1. Code E/S/G =</w:t>
+      </w:r>
+      <w:r>
+        <w:t xml:space="preserve"> </w:t>
+      </w:r>
+      <w:r>
+        <w:rPr>
+          <w:rStyle w:val="VerbatimChar"/>
+        </w:rPr>
+        <w:t xml:space="preserve">U</w:t>
+      </w:r>
+      <w:r>
+        <w:t xml:space="preserve"> </w:t>
+      </w:r>
+      <w:r>
+        <w:t xml:space="preserve">unless a specific pillar is named.</w:t>
+      </w:r>
+    </w:p>
+    <w:p>
+      <w:pPr>
+        <w:pStyle w:val="BodyText"/>
+      </w:pPr>
+      <w:r>
+        <w:rPr>
+          <w:bCs/>
+          <w:b/>
+        </w:rPr>
+        <w:t xml:space="preserve">Extended ESG = 1</w:t>
+      </w:r>
+      <w:r>
+        <w:t xml:space="preserve"> </w:t>
+      </w:r>
+      <w:r>
+        <w:t xml:space="preserve">if Strict = 1,</w:t>
+      </w:r>
+      <w:r>
+        <w:t xml:space="preserve"> </w:t>
+      </w:r>
+      <w:r>
+        <w:rPr>
+          <w:bCs/>
+          <w:b/>
+        </w:rPr>
+        <w:t xml:space="preserve">or</w:t>
+      </w:r>
+      <w:r>
+        <w:t xml:space="preserve"> </w:t>
+      </w:r>
+      <w:r>
+        <w:t xml:space="preserve">the metric is an explicit stakeholder condition:</w:t>
+      </w:r>
+    </w:p>
+    <w:p>
+      <w:pPr>
+        <w:numPr>
+          <w:ilvl w:val="0"/>
+          <w:numId w:val="1007"/>
+        </w:numPr>
+        <w:pStyle w:val="Compact"/>
+      </w:pPr>
+      <w:r>
+        <w:t xml:space="preserve">Customer / client / patient satisfaction, experience, engagement, retention, complaints, NPS. Customer engagement is Extended, not employee engagement.</w:t>
+      </w:r>
+    </w:p>
+    <w:p>
+      <w:pPr>
+        <w:numPr>
+          <w:ilvl w:val="0"/>
+          <w:numId w:val="1007"/>
+        </w:numPr>
+        <w:pStyle w:val="Compact"/>
+      </w:pPr>
+      <w:r>
+        <w:t xml:space="preserve">Product, food or patient safety and product quality</w:t>
+      </w:r>
+    </w:p>
+    <w:p>
+      <w:pPr>
+        <w:numPr>
+          <w:ilvl w:val="0"/>
+          <w:numId w:val="1007"/>
+        </w:numPr>
+        <w:pStyle w:val="Compact"/>
+      </w:pPr>
+      <w:r>
+        <w:t xml:space="preserve">Healthcare quality-of-care measures, e.g. Medicare STARS</w:t>
+      </w:r>
+    </w:p>
+    <w:p>
+      <w:pPr>
+        <w:numPr>
+          <w:ilvl w:val="0"/>
+          <w:numId w:val="1007"/>
+        </w:numPr>
+        <w:pStyle w:val="Compact"/>
+      </w:pPr>
+      <w:r>
+        <w:t xml:space="preserve">Data privacy, fair lending, affordability for customers</w:t>
+      </w:r>
+    </w:p>
+    <w:p>
+      <w:pPr>
+        <w:numPr>
+          <w:ilvl w:val="0"/>
+          <w:numId w:val="1007"/>
+        </w:numPr>
+        <w:pStyle w:val="Compact"/>
+      </w:pPr>
+      <w:r>
+        <w:t xml:space="preserve">Utility service reliability to customers (SAIDI / SAIFI / outage duration)</w:t>
+      </w:r>
+    </w:p>
+    <w:p>
+      <w:pPr>
+        <w:numPr>
+          <w:ilvl w:val="0"/>
+          <w:numId w:val="1007"/>
+        </w:numPr>
+        <w:pStyle w:val="Compact"/>
+      </w:pPr>
+      <w:r>
+        <w:t xml:space="preserve">Community or stakeholder engagement without a defined welfare outcome</w:t>
+      </w:r>
+    </w:p>
+    <w:p>
+      <w:pPr>
+        <w:pStyle w:val="FirstParagraph"/>
+      </w:pPr>
+      <w:r>
+        <w:rPr>
+          <w:bCs/>
+          <w:b/>
+        </w:rPr>
+        <w:t xml:space="preserve">Code 0 (not ESG) for:</w:t>
+      </w:r>
+    </w:p>
+    <w:p>
+      <w:pPr>
+        <w:numPr>
+          <w:ilvl w:val="0"/>
+          <w:numId w:val="1008"/>
+        </w:numPr>
+        <w:pStyle w:val="Compact"/>
+      </w:pPr>
+      <w:r>
+        <w:t xml:space="preserve">Financial, market and operating metrics: EPS, EBITDA, revenue, TSR, cost reduction, production, efficiency, "Operational Excellence" with a financial meaning</w:t>
+      </w:r>
+    </w:p>
+    <w:p>
+      <w:pPr>
+        <w:numPr>
+          <w:ilvl w:val="0"/>
+          <w:numId w:val="1008"/>
+        </w:numPr>
+        <w:pStyle w:val="Compact"/>
+      </w:pPr>
+      <w:r>
+        <w:t xml:space="preserve">Product development and regulatory approvals, e.g. FDA submissions</w:t>
+      </w:r>
+    </w:p>
+    <w:p>
+      <w:pPr>
+        <w:numPr>
+          <w:ilvl w:val="0"/>
+          <w:numId w:val="1008"/>
+        </w:numPr>
+        <w:pStyle w:val="Compact"/>
+      </w:pPr>
+      <w:r>
+        <w:t xml:space="preserve">Bank "safety and soundness"; clinical "safety and efficacy" data; insurance "accident-year combined ratio"</w:t>
+      </w:r>
+    </w:p>
+    <w:p>
+      <w:pPr>
+        <w:numPr>
+          <w:ilvl w:val="0"/>
+          <w:numId w:val="1008"/>
+        </w:numPr>
+        <w:pStyle w:val="Compact"/>
+      </w:pPr>
+      <w:r>
+        <w:t xml:space="preserve">Generic compliance, risk management, internal controls, SOX, audit, cybersecurity</w:t>
+      </w:r>
+    </w:p>
+    <w:p>
+      <w:pPr>
+        <w:numPr>
+          <w:ilvl w:val="0"/>
+          <w:numId w:val="1008"/>
+        </w:numPr>
+        <w:pStyle w:val="Compact"/>
+      </w:pPr>
+      <w:r>
+        <w:t xml:space="preserve">Generic talent management, succession planning, leadership development, culture, hiring, collective bargaining</w:t>
+      </w:r>
+    </w:p>
+    <w:p>
+      <w:pPr>
+        <w:numPr>
+          <w:ilvl w:val="0"/>
+          <w:numId w:val="1008"/>
+        </w:numPr>
+        <w:pStyle w:val="Compact"/>
+      </w:pPr>
+      <w:r>
+        <w:t xml:space="preserve">Government relations / public affairs / lobbying</w:t>
+      </w:r>
+    </w:p>
+    <w:p>
+      <w:pPr>
+        <w:numPr>
+          <w:ilvl w:val="0"/>
+          <w:numId w:val="1008"/>
+        </w:numPr>
+        <w:pStyle w:val="Compact"/>
+      </w:pPr>
+      <w:r>
+        <w:t xml:space="preserve">ESG</w:t>
       </w:r>
       <w:r>
         <w:t xml:space="preserve"> </w:t>
@@ -724,19 +1761,59 @@
           <w:iCs/>
           <w:i/>
         </w:rPr>
-        <w:t xml:space="preserve">adoption</w:t>
-      </w:r>
-    </w:p>
-    <w:p>
-      <w:pPr>
-        <w:numPr>
-          <w:ilvl w:val="0"/>
-          <w:numId w:val="1002"/>
-        </w:numPr>
-        <w:pStyle w:val="Compact"/>
-      </w:pPr>
-      <w:r>
-        <w:t xml:space="preserve">Energy-use reduction, but only when the text gives an environmental rationale</w:t>
+        <w:t xml:space="preserve">business lines</w:t>
+      </w:r>
+      <w:r>
+        <w:t xml:space="preserve">, e.g. sales of ESG funds or ESG-dedicated assets under management</w:t>
+      </w:r>
+    </w:p>
+    <w:p>
+      <w:pPr>
+        <w:numPr>
+          <w:ilvl w:val="0"/>
+          <w:numId w:val="1008"/>
+        </w:numPr>
+        <w:pStyle w:val="Compact"/>
+      </w:pPr>
+      <w:r>
+        <w:t xml:space="preserve">Renewable-energy project execution or portfolio growth, i.e. a business line</w:t>
+      </w:r>
+    </w:p>
+    <w:p>
+      <w:pPr>
+        <w:numPr>
+          <w:ilvl w:val="0"/>
+          <w:numId w:val="1008"/>
+        </w:numPr>
+        <w:pStyle w:val="Compact"/>
+      </w:pPr>
+      <w:r>
+        <w:t xml:space="preserve">Company or segment names that happen to contain ESG words, e.g. "Clean Energy Businesses EBITDA", "Peoples Gas", "Diversey"</w:t>
+      </w:r>
+    </w:p>
+    <w:p>
+      <w:pPr>
+        <w:numPr>
+          <w:ilvl w:val="0"/>
+          <w:numId w:val="1008"/>
+        </w:numPr>
+        <w:pStyle w:val="Compact"/>
+      </w:pPr>
+      <w:r>
+        <w:t xml:space="preserve">"Satisfaction of" in the sense of</w:t>
+      </w:r>
+      <w:r>
+        <w:t xml:space="preserve"> </w:t>
+      </w:r>
+      <w:r>
+        <w:rPr>
+          <w:iCs/>
+          <w:i/>
+        </w:rPr>
+        <w:t xml:space="preserve">fulfilment</w:t>
+      </w:r>
+      <w:r>
+        <w:t xml:space="preserve">, e.g. "satisfaction of strategic sales goals"</w:t>
       </w:r>
     </w:p>
     <w:p>
@@ -748,155 +1825,144 @@
           <w:bCs/>
           <w:b/>
         </w:rPr>
-        <w:t xml:space="preserve">Social (S):</w:t>
-      </w:r>
-    </w:p>
-    <w:p>
-      <w:pPr>
-        <w:numPr>
-          <w:ilvl w:val="0"/>
-          <w:numId w:val="1003"/>
-        </w:numPr>
-        <w:pStyle w:val="Compact"/>
-      </w:pPr>
-      <w:r>
-        <w:t xml:space="preserve">Occupational, process and public safety: TRIR, DART, lost time, fatalities, vehicle accidents, near misses, HSE / EHS</w:t>
-      </w:r>
-    </w:p>
-    <w:p>
-      <w:pPr>
-        <w:numPr>
-          <w:ilvl w:val="0"/>
-          <w:numId w:val="1003"/>
-        </w:numPr>
-        <w:pStyle w:val="Compact"/>
-      </w:pPr>
-      <w:r>
-        <w:t xml:space="preserve">Diversity, equity and inclusion, including supplier diversity</w:t>
-      </w:r>
-    </w:p>
-    <w:p>
-      <w:pPr>
-        <w:numPr>
-          <w:ilvl w:val="0"/>
-          <w:numId w:val="1003"/>
-        </w:numPr>
-        <w:pStyle w:val="Compact"/>
-      </w:pPr>
+        <w:t xml:space="preserve">Code U (unknown) for:</w:t>
+      </w:r>
+    </w:p>
+    <w:p>
+      <w:pPr>
+        <w:numPr>
+          <w:ilvl w:val="0"/>
+          <w:numId w:val="1009"/>
+        </w:numPr>
+        <w:pStyle w:val="Compact"/>
+      </w:pPr>
+      <w:r>
+        <w:t xml:space="preserve">Placeholders: Individual Performance, Strategic Objectives, Corporate Goals, Discretionary, Non-Financial, Other, Leadership (alone), Operational Goals, Scorecard</w:t>
+      </w:r>
+    </w:p>
+    <w:p>
+      <w:pPr>
+        <w:numPr>
+          <w:ilvl w:val="0"/>
+          <w:numId w:val="1009"/>
+        </w:numPr>
+        <w:pStyle w:val="Compact"/>
+      </w:pPr>
+      <w:r>
+        <w:t xml:space="preserve">Texts too ambiguous to decide: "Water", "Energy Efficiency" with no environmental context, "Integrity", bare "Governance", "Notices of Violation" with no environmental context</w:t>
+      </w:r>
+    </w:p>
+    <w:p>
+      <w:pPr>
+        <w:numPr>
+          <w:ilvl w:val="0"/>
+          <w:numId w:val="1009"/>
+        </w:numPr>
+        <w:pStyle w:val="Compact"/>
+      </w:pPr>
+      <w:r>
+        <w:t xml:space="preserve">A blank text with a placeholder label</w:t>
+      </w:r>
+    </w:p>
+    <w:p>
+      <w:pPr>
+        <w:pStyle w:val="FirstParagraph"/>
+      </w:pPr>
+      <w:r>
+        <w:rPr>
+          <w:bCs/>
+          <w:b/>
+        </w:rPr>
+        <w:t xml:space="preserve">Mixed texts:</w:t>
+      </w:r>
+      <w:r>
+        <w:t xml:space="preserve"> </w:t>
+      </w:r>
+      <w:r>
+        <w:t xml:space="preserve">if</w:t>
+      </w:r>
+      <w:r>
+        <w:t xml:space="preserve"> </w:t>
+      </w:r>
       <w:r>
         <w:rPr>
           <w:iCs/>
           <w:i/>
         </w:rPr>
-        <w:t xml:space="preserve">Specific</w:t>
-      </w:r>
-      <w:r>
-        <w:t xml:space="preserve"> </w:t>
-      </w:r>
-      <w:r>
-        <w:t xml:space="preserve">employee engagement, satisfaction, retention, turnover, training/development, wellbeing</w:t>
-      </w:r>
-    </w:p>
-    <w:p>
-      <w:pPr>
-        <w:numPr>
-          <w:ilvl w:val="0"/>
-          <w:numId w:val="1003"/>
-        </w:numPr>
-        <w:pStyle w:val="Compact"/>
-      </w:pPr>
-      <w:r>
-        <w:t xml:space="preserve">Human rights and labour standards</w:t>
-      </w:r>
-    </w:p>
-    <w:p>
-      <w:pPr>
-        <w:numPr>
-          <w:ilvl w:val="0"/>
-          <w:numId w:val="1003"/>
-        </w:numPr>
-        <w:pStyle w:val="Compact"/>
-      </w:pPr>
-      <w:r>
-        <w:t xml:space="preserve">Community investment, volunteering, philanthropy</w:t>
-      </w:r>
-    </w:p>
-    <w:p>
-      <w:pPr>
-        <w:numPr>
-          <w:ilvl w:val="0"/>
-          <w:numId w:val="1003"/>
-        </w:numPr>
-        <w:pStyle w:val="Compact"/>
-      </w:pPr>
-      <w:r>
-        <w:t xml:space="preserve">Clearly defined social-access mission goals (e.g. affordable-housing goals)</w:t>
-      </w:r>
-    </w:p>
-    <w:p>
-      <w:pPr>
-        <w:pStyle w:val="FirstParagraph"/>
+        <w:t xml:space="preserve">any</w:t>
+      </w:r>
+      <w:r>
+        <w:t xml:space="preserve"> </w:t>
+      </w:r>
+      <w:r>
+        <w:t xml:space="preserve">component of the text is an ESG condition (e.g. "EPS and Safety"), code Strict = 1.</w:t>
+      </w:r>
+    </w:p>
+    <w:bookmarkEnd w:id="22"/>
+    <w:bookmarkStart w:id="23" w:name="process"/>
+    <w:p>
+      <w:pPr>
+        <w:pStyle w:val="Heading2"/>
+      </w:pPr>
+      <w:r>
+        <w:t xml:space="preserve">Process</w:t>
+      </w:r>
+    </w:p>
+    <w:p>
+      <w:pPr>
+        <w:numPr>
+          <w:ilvl w:val="0"/>
+          <w:numId w:val="1010"/>
+        </w:numPr>
       </w:pPr>
       <w:r>
         <w:rPr>
           <w:bCs/>
           <w:b/>
         </w:rPr>
-        <w:t xml:space="preserve">Governance (G):</w:t>
-      </w:r>
-    </w:p>
-    <w:p>
-      <w:pPr>
-        <w:numPr>
-          <w:ilvl w:val="0"/>
-          <w:numId w:val="1004"/>
-        </w:numPr>
-        <w:pStyle w:val="Compact"/>
-      </w:pPr>
-      <w:r>
-        <w:t xml:space="preserve">Business ethics, code of conduct, anti-corruption / bribery, whistle-blowing</w:t>
-      </w:r>
-    </w:p>
-    <w:p>
-      <w:pPr>
-        <w:numPr>
-          <w:ilvl w:val="0"/>
-          <w:numId w:val="1004"/>
-        </w:numPr>
-        <w:pStyle w:val="Compact"/>
-      </w:pPr>
-      <w:r>
-        <w:t xml:space="preserve">Corporate governance</w:t>
-      </w:r>
-    </w:p>
-    <w:p>
-      <w:pPr>
-        <w:numPr>
-          <w:ilvl w:val="0"/>
-          <w:numId w:val="1004"/>
-        </w:numPr>
-        <w:pStyle w:val="Compact"/>
-      </w:pPr>
-      <w:r>
-        <w:t xml:space="preserve">Board composition, diversity and evaluation</w:t>
-      </w:r>
-    </w:p>
-    <w:p>
-      <w:pPr>
-        <w:pStyle w:val="FirstParagraph"/>
+        <w:t xml:space="preserve">Code independently.</w:t>
+      </w:r>
+      <w:r>
+        <w:t xml:space="preserve"> </w:t>
+      </w:r>
+      <w:r>
+        <w:t xml:space="preserve">Two coders code independently and fill the</w:t>
+      </w:r>
+      <w:r>
+        <w:t xml:space="preserve"> </w:t>
+      </w:r>
+      <w:r>
+        <w:rPr>
+          <w:rStyle w:val="VerbatimChar"/>
+        </w:rPr>
+        <w:t xml:space="preserve">coder_id</w:t>
+      </w:r>
+      <w:r>
+        <w:t xml:space="preserve"> </w:t>
+      </w:r>
+      <w:r>
+        <w:t xml:space="preserve">column.</w:t>
+      </w:r>
+    </w:p>
+    <w:p>
+      <w:pPr>
+        <w:numPr>
+          <w:ilvl w:val="0"/>
+          <w:numId w:val="1010"/>
+        </w:numPr>
       </w:pPr>
       <w:r>
         <w:rPr>
           <w:bCs/>
           <w:b/>
         </w:rPr>
-        <w:t xml:space="preserve">General ESG:</w:t>
-      </w:r>
-      <w:r>
-        <w:t xml:space="preserve"> </w:t>
-      </w:r>
-      <w:r>
-        <w:t xml:space="preserve">"ESG", "CSR", "sustainability", ESG ratings (DJSI, GRESB …). Code Strict = 1. Code E/S/G =</w:t>
+        <w:t xml:space="preserve">Agreement and adjudication sheet.</w:t>
+      </w:r>
+      <w:r>
+        <w:t xml:space="preserve"> </w:t>
+      </w:r>
+      <w:r>
+        <w:t xml:space="preserve">Save the sheets as</w:t>
       </w:r>
       <w:r>
         <w:t xml:space="preserve"> </w:t>
@@ -905,449 +1971,337 @@
         <w:rPr>
           <w:rStyle w:val="VerbatimChar"/>
         </w:rPr>
-        <w:t xml:space="preserve">U</w:t>
-      </w:r>
-      <w:r>
-        <w:t xml:space="preserve"> </w:t>
-      </w:r>
-      <w:r>
-        <w:t xml:space="preserve">unless a specific pillar is named.</w:t>
-      </w:r>
-    </w:p>
-    <w:p>
-      <w:pPr>
-        <w:pStyle w:val="BodyText"/>
+        <w:t xml:space="preserve">human_labels/coder1_labels.csv</w:t>
+      </w:r>
+      <w:r>
+        <w:t xml:space="preserve"> </w:t>
+      </w:r>
+      <w:r>
+        <w:t xml:space="preserve">and</w:t>
+      </w:r>
+      <w:r>
+        <w:t xml:space="preserve"> </w:t>
+      </w:r>
+      <w:r>
+        <w:rPr>
+          <w:rStyle w:val="VerbatimChar"/>
+        </w:rPr>
+        <w:t xml:space="preserve">coder2_labels.csv</w:t>
+      </w:r>
+      <w:r>
+        <w:t xml:space="preserve">, then run:</w:t>
+      </w:r>
+    </w:p>
+    <w:p>
+      <w:pPr>
+        <w:numPr>
+          <w:ilvl w:val="0"/>
+          <w:numId w:val="1000"/>
+        </w:numPr>
+        <w:pStyle w:val="SourceCode"/>
+      </w:pPr>
+      <w:r>
+        <w:rPr>
+          <w:rStyle w:val="ExtensionTok"/>
+        </w:rPr>
+        <w:t xml:space="preserve">python</w:t>
+      </w:r>
+      <w:r>
+        <w:rPr>
+          <w:rStyle w:val="NormalTok"/>
+        </w:rPr>
+        <w:t xml:space="preserve"> Code/master_run.py 13</w:t>
+      </w:r>
+    </w:p>
+    <w:p>
+      <w:pPr>
+        <w:numPr>
+          <w:ilvl w:val="0"/>
+          <w:numId w:val="1000"/>
+        </w:numPr>
+      </w:pPr>
+      <w:r>
+        <w:t xml:space="preserve">Step 13 reports agreement and Cohen's kappa per label (Unknown counts as its own category) and writes</w:t>
+      </w:r>
+      <w:r>
+        <w:t xml:space="preserve"> </w:t>
+      </w:r>
+      <w:r>
+        <w:rPr>
+          <w:rStyle w:val="VerbatimChar"/>
+        </w:rPr>
+        <w:t xml:space="preserve">human_labels/adjudication_sheet_local.csv</w:t>
+      </w:r>
+      <w:r>
+        <w:t xml:space="preserve">.</w:t>
+      </w:r>
+    </w:p>
+    <w:p>
+      <w:pPr>
+        <w:numPr>
+          <w:ilvl w:val="0"/>
+          <w:numId w:val="1010"/>
+        </w:numPr>
       </w:pPr>
       <w:r>
         <w:rPr>
           <w:bCs/>
           <w:b/>
         </w:rPr>
-        <w:t xml:space="preserve">Extended ESG = 1</w:t>
-      </w:r>
-      <w:r>
-        <w:t xml:space="preserve"> </w:t>
-      </w:r>
-      <w:r>
-        <w:t xml:space="preserve">if Strict = 1,</w:t>
-      </w:r>
-      <w:r>
-        <w:t xml:space="preserve"> </w:t>
-      </w:r>
+        <w:t xml:space="preserve">Adjudicate.</w:t>
+      </w:r>
+      <w:r>
+        <w:t xml:space="preserve"> </w:t>
+      </w:r>
+      <w:r>
+        <w:t xml:space="preserve">A third reviewer resolves every disagreement and every</w:t>
+      </w:r>
+      <w:r>
+        <w:t xml:space="preserve"> </w:t>
+      </w:r>
+      <w:r>
+        <w:rPr>
+          <w:rStyle w:val="VerbatimChar"/>
+        </w:rPr>
+        <w:t xml:space="preserve">U</w:t>
+      </w:r>
+      <w:r>
+        <w:t xml:space="preserve"> </w:t>
+      </w:r>
+      <w:r>
+        <w:t xml:space="preserve">versus</w:t>
+      </w:r>
+      <w:r>
+        <w:t xml:space="preserve"> </w:t>
+      </w:r>
+      <w:r>
+        <w:rPr>
+          <w:rStyle w:val="VerbatimChar"/>
+        </w:rPr>
+        <w:t xml:space="preserve">0</w:t>
+      </w:r>
+      <w:r>
+        <w:t xml:space="preserve">/</w:t>
+      </w:r>
+      <w:r>
+        <w:rPr>
+          <w:rStyle w:val="VerbatimChar"/>
+        </w:rPr>
+        <w:t xml:space="preserve">1</w:t>
+      </w:r>
+      <w:r>
+        <w:t xml:space="preserve"> </w:t>
+      </w:r>
+      <w:r>
+        <w:t xml:space="preserve">conflict. Save the completed sheet as</w:t>
+      </w:r>
+      <w:r>
+        <w:t xml:space="preserve"> </w:t>
+      </w:r>
+      <w:r>
+        <w:rPr>
+          <w:rStyle w:val="VerbatimChar"/>
+        </w:rPr>
+        <w:t xml:space="preserve">human_labels/adjudicated_labels.csv</w:t>
+      </w:r>
+      <w:r>
+        <w:t xml:space="preserve">.</w:t>
+      </w:r>
+    </w:p>
+    <w:p>
+      <w:pPr>
+        <w:numPr>
+          <w:ilvl w:val="0"/>
+          <w:numId w:val="1010"/>
+        </w:numPr>
+      </w:pPr>
       <w:r>
         <w:rPr>
           <w:bCs/>
           <w:b/>
         </w:rPr>
-        <w:t xml:space="preserve">or</w:t>
-      </w:r>
-      <w:r>
-        <w:t xml:space="preserve"> </w:t>
-      </w:r>
-      <w:r>
-        <w:t xml:space="preserve">the metric is an explicit stakeholder condition:</w:t>
-      </w:r>
-    </w:p>
-    <w:p>
-      <w:pPr>
-        <w:numPr>
-          <w:ilvl w:val="0"/>
-          <w:numId w:val="1005"/>
-        </w:numPr>
-        <w:pStyle w:val="Compact"/>
-      </w:pPr>
-      <w:r>
-        <w:t xml:space="preserve">Customer / client / patient satisfaction, experience, retention, complaints, NPS</w:t>
-      </w:r>
-    </w:p>
-    <w:p>
-      <w:pPr>
-        <w:numPr>
-          <w:ilvl w:val="0"/>
-          <w:numId w:val="1005"/>
-        </w:numPr>
-        <w:pStyle w:val="Compact"/>
-      </w:pPr>
-      <w:r>
-        <w:t xml:space="preserve">Product, food or patient safety and product quality</w:t>
-      </w:r>
-    </w:p>
-    <w:p>
-      <w:pPr>
-        <w:numPr>
-          <w:ilvl w:val="0"/>
-          <w:numId w:val="1005"/>
-        </w:numPr>
-        <w:pStyle w:val="Compact"/>
-      </w:pPr>
-      <w:r>
-        <w:t xml:space="preserve">Healthcare quality-of-care measures</w:t>
-      </w:r>
-    </w:p>
-    <w:p>
-      <w:pPr>
-        <w:numPr>
-          <w:ilvl w:val="0"/>
-          <w:numId w:val="1005"/>
-        </w:numPr>
-        <w:pStyle w:val="Compact"/>
-      </w:pPr>
-      <w:r>
-        <w:t xml:space="preserve">Data privacy, fair lending, affordability for customers</w:t>
-      </w:r>
-    </w:p>
-    <w:p>
-      <w:pPr>
-        <w:numPr>
-          <w:ilvl w:val="0"/>
-          <w:numId w:val="1005"/>
-        </w:numPr>
-        <w:pStyle w:val="Compact"/>
-      </w:pPr>
-      <w:r>
-        <w:t xml:space="preserve">Utility service reliability to customers (SAIDI / SAIFI / outage duration)</w:t>
-      </w:r>
-    </w:p>
-    <w:p>
-      <w:pPr>
-        <w:numPr>
-          <w:ilvl w:val="0"/>
-          <w:numId w:val="1005"/>
-        </w:numPr>
-        <w:pStyle w:val="Compact"/>
-      </w:pPr>
-      <w:r>
-        <w:t xml:space="preserve">Community or stakeholder engagement without a defined welfare outcome</w:t>
-      </w:r>
-    </w:p>
-    <w:p>
-      <w:pPr>
-        <w:pStyle w:val="FirstParagraph"/>
+        <w:t xml:space="preserve">Apply and score.</w:t>
+      </w:r>
+      <w:r>
+        <w:t xml:space="preserve"> </w:t>
+      </w:r>
+      <w:r>
+        <w:t xml:space="preserve">Run:</w:t>
+      </w:r>
+    </w:p>
+    <w:p>
+      <w:pPr>
+        <w:numPr>
+          <w:ilvl w:val="0"/>
+          <w:numId w:val="1000"/>
+        </w:numPr>
+        <w:pStyle w:val="SourceCode"/>
+      </w:pPr>
+      <w:r>
+        <w:rPr>
+          <w:rStyle w:val="ExtensionTok"/>
+        </w:rPr>
+        <w:t xml:space="preserve">python</w:t>
+      </w:r>
+      <w:r>
+        <w:rPr>
+          <w:rStyle w:val="NormalTok"/>
+        </w:rPr>
+        <w:t xml:space="preserve"> Code/master_run.py 06</w:t>
+      </w:r>
+    </w:p>
+    <w:p>
+      <w:pPr>
+        <w:numPr>
+          <w:ilvl w:val="1"/>
+          <w:numId w:val="1011"/>
+        </w:numPr>
+        <w:pStyle w:val="Compact"/>
+      </w:pPr>
+      <w:r>
+        <w:t xml:space="preserve">Step 06 applies the adjudicated labels:</w:t>
+      </w:r>
+      <w:r>
+        <w:t xml:space="preserve"> </w:t>
+      </w:r>
+      <w:r>
+        <w:rPr>
+          <w:rStyle w:val="VerbatimChar"/>
+        </w:rPr>
+        <w:t xml:space="preserve">human_reviewed = 1</w:t>
+      </w:r>
+      <w:r>
+        <w:t xml:space="preserve">, status</w:t>
+      </w:r>
+      <w:r>
+        <w:t xml:space="preserve"> </w:t>
+      </w:r>
+      <w:r>
+        <w:rPr>
+          <w:rStyle w:val="VerbatimChar"/>
+        </w:rPr>
+        <w:t xml:space="preserve">confirmed</w:t>
+      </w:r>
+      <w:r>
+        <w:t xml:space="preserve"> </w:t>
+      </w:r>
+      <w:r>
+        <w:t xml:space="preserve">(or</w:t>
+      </w:r>
+      <w:r>
+        <w:t xml:space="preserve"> </w:t>
+      </w:r>
+      <w:r>
+        <w:rPr>
+          <w:rStyle w:val="VerbatimChar"/>
+        </w:rPr>
+        <w:t xml:space="preserve">confirmed_unknown</w:t>
+      </w:r>
+      <w:r>
+        <w:t xml:space="preserve"> </w:t>
+      </w:r>
+      <w:r>
+        <w:t xml:space="preserve">for a human</w:t>
+      </w:r>
+      <w:r>
+        <w:t xml:space="preserve"> </w:t>
+      </w:r>
+      <w:r>
+        <w:rPr>
+          <w:rStyle w:val="VerbatimChar"/>
+        </w:rPr>
+        <w:t xml:space="preserve">U</w:t>
+      </w:r>
+      <w:r>
+        <w:t xml:space="preserve">). The model's own labels stay in the</w:t>
+      </w:r>
+      <w:r>
+        <w:t xml:space="preserve"> </w:t>
+      </w:r>
+      <w:r>
+        <w:rPr>
+          <w:rStyle w:val="VerbatimChar"/>
+        </w:rPr>
+        <w:t xml:space="preserve">*_model</w:t>
+      </w:r>
+      <w:r>
+        <w:t xml:space="preserve"> </w:t>
+      </w:r>
+      <w:r>
+        <w:t xml:space="preserve">columns.</w:t>
+      </w:r>
+    </w:p>
+    <w:p>
+      <w:pPr>
+        <w:numPr>
+          <w:ilvl w:val="1"/>
+          <w:numId w:val="1011"/>
+        </w:numPr>
+        <w:pStyle w:val="Compact"/>
+      </w:pPr>
+      <w:r>
+        <w:t xml:space="preserve">Steps 07–11 propagate the labels.</w:t>
+      </w:r>
+    </w:p>
+    <w:p>
+      <w:pPr>
+        <w:numPr>
+          <w:ilvl w:val="1"/>
+          <w:numId w:val="1011"/>
+        </w:numPr>
+        <w:pStyle w:val="Compact"/>
+      </w:pPr>
+      <w:r>
+        <w:t xml:space="preserve">Step 13 computes precision, recall, F1, FPR, FNR and the Unknown rate. These are reported for the current version and for v1.0, with stratum weights and stratified bootstrap CIs.</w:t>
+      </w:r>
+    </w:p>
+    <w:p>
+      <w:pPr>
+        <w:numPr>
+          <w:ilvl w:val="1"/>
+          <w:numId w:val="1011"/>
+        </w:numPr>
+        <w:pStyle w:val="Compact"/>
+      </w:pPr>
+      <w:r>
+        <w:t xml:space="preserve">Step 18 regenerates every report.</w:t>
+      </w:r>
+    </w:p>
+    <w:p>
+      <w:pPr>
+        <w:numPr>
+          <w:ilvl w:val="0"/>
+          <w:numId w:val="1010"/>
+        </w:numPr>
       </w:pPr>
       <w:r>
         <w:rPr>
           <w:bCs/>
           <w:b/>
         </w:rPr>
-        <w:t xml:space="preserve">Code 0 (not ESG) for:</w:t>
-      </w:r>
-    </w:p>
-    <w:p>
-      <w:pPr>
-        <w:numPr>
-          <w:ilvl w:val="0"/>
-          <w:numId w:val="1006"/>
-        </w:numPr>
-        <w:pStyle w:val="Compact"/>
-      </w:pPr>
-      <w:r>
-        <w:t xml:space="preserve">Financial, market and operating metrics: EPS, EBITDA, revenue, TSR, cost reduction, production, efficiency, "Operational Excellence" with a financial meaning</w:t>
-      </w:r>
-    </w:p>
-    <w:p>
-      <w:pPr>
-        <w:numPr>
-          <w:ilvl w:val="0"/>
-          <w:numId w:val="1006"/>
-        </w:numPr>
-        <w:pStyle w:val="Compact"/>
-      </w:pPr>
-      <w:r>
-        <w:t xml:space="preserve">Product development and regulatory approvals, e.g. FDA submissions</w:t>
-      </w:r>
-    </w:p>
-    <w:p>
-      <w:pPr>
-        <w:numPr>
-          <w:ilvl w:val="0"/>
-          <w:numId w:val="1006"/>
-        </w:numPr>
-        <w:pStyle w:val="Compact"/>
-      </w:pPr>
-      <w:r>
-        <w:t xml:space="preserve">Bank "safety and soundness"</w:t>
-      </w:r>
-    </w:p>
-    <w:p>
-      <w:pPr>
-        <w:numPr>
-          <w:ilvl w:val="0"/>
-          <w:numId w:val="1006"/>
-        </w:numPr>
-        <w:pStyle w:val="Compact"/>
-      </w:pPr>
-      <w:r>
-        <w:t xml:space="preserve">Clinical "safety and efficacy" data</w:t>
-      </w:r>
-    </w:p>
-    <w:p>
-      <w:pPr>
-        <w:numPr>
-          <w:ilvl w:val="0"/>
-          <w:numId w:val="1006"/>
-        </w:numPr>
-        <w:pStyle w:val="Compact"/>
-      </w:pPr>
-      <w:r>
-        <w:t xml:space="preserve">Insurance "accident-year combined ratio"</w:t>
-      </w:r>
-    </w:p>
-    <w:p>
-      <w:pPr>
-        <w:numPr>
-          <w:ilvl w:val="0"/>
-          <w:numId w:val="1006"/>
-        </w:numPr>
-        <w:pStyle w:val="Compact"/>
-      </w:pPr>
-      <w:r>
-        <w:t xml:space="preserve">Generic compliance, risk management, internal controls, SOX, audit, cybersecurity</w:t>
-      </w:r>
-    </w:p>
-    <w:p>
-      <w:pPr>
-        <w:numPr>
-          <w:ilvl w:val="0"/>
-          <w:numId w:val="1006"/>
-        </w:numPr>
-        <w:pStyle w:val="Compact"/>
-      </w:pPr>
-      <w:r>
-        <w:t xml:space="preserve">Generic talent management, succession planning, leadership development, culture, hiring</w:t>
-      </w:r>
-    </w:p>
-    <w:p>
-      <w:pPr>
-        <w:numPr>
-          <w:ilvl w:val="0"/>
-          <w:numId w:val="1006"/>
-        </w:numPr>
-        <w:pStyle w:val="Compact"/>
-      </w:pPr>
-      <w:r>
-        <w:t xml:space="preserve">Renewable-energy project execution or portfolio growth, i.e. a business line</w:t>
-      </w:r>
-    </w:p>
-    <w:p>
-      <w:pPr>
-        <w:numPr>
-          <w:ilvl w:val="0"/>
-          <w:numId w:val="1006"/>
-        </w:numPr>
-        <w:pStyle w:val="Compact"/>
-      </w:pPr>
-      <w:r>
-        <w:t xml:space="preserve">Company or segment names that happen to contain ESG words (e.g. "Clean Energy Businesses EBITDA", "Peoples Gas")</w:t>
-      </w:r>
-    </w:p>
-    <w:p>
-      <w:pPr>
-        <w:pStyle w:val="FirstParagraph"/>
-      </w:pPr>
+        <w:t xml:space="preserve">Never change the sample.</w:t>
+      </w:r>
+      <w:r>
+        <w:t xml:space="preserve"> </w:t>
+      </w:r>
+      <w:r>
+        <w:t xml:space="preserve">It was drawn</w:t>
+      </w:r>
+      <w:r>
+        <w:t xml:space="preserve"> </w:t>
+      </w:r>
       <w:r>
         <w:rPr>
           <w:bCs/>
           <w:b/>
         </w:rPr>
-        <w:t xml:space="preserve">Code U (unknown) for:</w:t>
-      </w:r>
-    </w:p>
-    <w:p>
-      <w:pPr>
-        <w:numPr>
-          <w:ilvl w:val="0"/>
-          <w:numId w:val="1007"/>
-        </w:numPr>
-        <w:pStyle w:val="Compact"/>
-      </w:pPr>
-      <w:r>
-        <w:t xml:space="preserve">Placeholders: Individual Performance, Strategic Objectives, Corporate Goals, Discretionary, Non-Financial, Other, Leadership (alone), Operational Goals, Scorecard</w:t>
-      </w:r>
-    </w:p>
-    <w:p>
-      <w:pPr>
-        <w:numPr>
-          <w:ilvl w:val="0"/>
-          <w:numId w:val="1007"/>
-        </w:numPr>
-        <w:pStyle w:val="Compact"/>
-      </w:pPr>
-      <w:r>
-        <w:t xml:space="preserve">Texts too ambiguous to decide, e.g. "Water", "Energy Efficiency" with no environmental context, "Integrity", "Notices of Violation" with no environmental context</w:t>
-      </w:r>
-    </w:p>
-    <w:p>
-      <w:pPr>
-        <w:numPr>
-          <w:ilvl w:val="0"/>
-          <w:numId w:val="1007"/>
-        </w:numPr>
-        <w:pStyle w:val="Compact"/>
-      </w:pPr>
-      <w:r>
-        <w:t xml:space="preserve">A blank text with a placeholder label</w:t>
-      </w:r>
-    </w:p>
-    <w:p>
-      <w:pPr>
-        <w:pStyle w:val="FirstParagraph"/>
-      </w:pPr>
-      <w:r>
-        <w:rPr>
-          <w:bCs/>
-          <w:b/>
-        </w:rPr>
-        <w:t xml:space="preserve">Mixed texts:</w:t>
-      </w:r>
-      <w:r>
-        <w:t xml:space="preserve"> </w:t>
-      </w:r>
-      <w:r>
-        <w:t xml:space="preserve">if</w:t>
-      </w:r>
-      <w:r>
-        <w:t xml:space="preserve"> </w:t>
-      </w:r>
-      <w:r>
-        <w:rPr>
-          <w:iCs/>
-          <w:i/>
-        </w:rPr>
-        <w:t xml:space="preserve">any</w:t>
-      </w:r>
-      <w:r>
-        <w:t xml:space="preserve"> </w:t>
-      </w:r>
-      <w:r>
-        <w:t xml:space="preserve">component of the text is an ESG condition (e.g. "EPS and Safety"), code Strict = 1.</w:t>
-      </w:r>
-    </w:p>
-    <w:bookmarkEnd w:id="22"/>
-    <w:bookmarkStart w:id="23" w:name="process"/>
-    <w:p>
-      <w:pPr>
-        <w:pStyle w:val="Heading2"/>
-      </w:pPr>
-      <w:r>
-        <w:t xml:space="preserve">Process</w:t>
-      </w:r>
-    </w:p>
-    <w:p>
-      <w:pPr>
-        <w:numPr>
-          <w:ilvl w:val="0"/>
-          <w:numId w:val="1008"/>
-        </w:numPr>
-        <w:pStyle w:val="Compact"/>
-      </w:pPr>
-      <w:r>
-        <w:t xml:space="preserve">Two coders code independently. Use the</w:t>
-      </w:r>
-      <w:r>
-        <w:t xml:space="preserve"> </w:t>
-      </w:r>
-      <w:r>
-        <w:rPr>
-          <w:rStyle w:val="VerbatimChar"/>
-        </w:rPr>
-        <w:t xml:space="preserve">coder_id</w:t>
-      </w:r>
-      <w:r>
-        <w:t xml:space="preserve"> </w:t>
-      </w:r>
-      <w:r>
-        <w:t xml:space="preserve">column.</w:t>
-      </w:r>
-    </w:p>
-    <w:p>
-      <w:pPr>
-        <w:numPr>
-          <w:ilvl w:val="0"/>
-          <w:numId w:val="1008"/>
-        </w:numPr>
-        <w:pStyle w:val="Compact"/>
-      </w:pPr>
-      <w:r>
-        <w:t xml:space="preserve">Report Cohen's kappa; step 13 computes it automatically.</w:t>
-      </w:r>
-    </w:p>
-    <w:p>
-      <w:pPr>
-        <w:numPr>
-          <w:ilvl w:val="0"/>
-          <w:numId w:val="1008"/>
-        </w:numPr>
-        <w:pStyle w:val="Compact"/>
-      </w:pPr>
-      <w:r>
-        <w:t xml:space="preserve">A third reviewer adjudicates every disagreement and every</w:t>
-      </w:r>
-      <w:r>
-        <w:t xml:space="preserve"> </w:t>
-      </w:r>
-      <w:r>
-        <w:rPr>
-          <w:rStyle w:val="VerbatimChar"/>
-        </w:rPr>
-        <w:t xml:space="preserve">U</w:t>
-      </w:r>
-      <w:r>
-        <w:t xml:space="preserve"> </w:t>
-      </w:r>
-      <w:r>
-        <w:t xml:space="preserve">versus</w:t>
-      </w:r>
-      <w:r>
-        <w:t xml:space="preserve"> </w:t>
-      </w:r>
-      <w:r>
-        <w:rPr>
-          <w:rStyle w:val="VerbatimChar"/>
-        </w:rPr>
-        <w:t xml:space="preserve">0</w:t>
-      </w:r>
-      <w:r>
-        <w:t xml:space="preserve">/</w:t>
-      </w:r>
-      <w:r>
-        <w:rPr>
-          <w:rStyle w:val="VerbatimChar"/>
-        </w:rPr>
-        <w:t xml:space="preserve">1</w:t>
-      </w:r>
-      <w:r>
-        <w:t xml:space="preserve"> </w:t>
-      </w:r>
-      <w:r>
-        <w:t xml:space="preserve">conflict.</w:t>
-      </w:r>
-    </w:p>
-    <w:p>
-      <w:pPr>
-        <w:numPr>
-          <w:ilvl w:val="0"/>
-          <w:numId w:val="1008"/>
-        </w:numPr>
-        <w:pStyle w:val="Compact"/>
-      </w:pPr>
-      <w:r>
-        <w:t xml:space="preserve">Do not change the sample. It was drawn</w:t>
-      </w:r>
-      <w:r>
-        <w:t xml:space="preserve"> </w:t>
-      </w:r>
-      <w:r>
-        <w:rPr>
-          <w:bCs/>
-          <w:b/>
-        </w:rPr>
         <w:t xml:space="preserve">after</w:t>
       </w:r>
       <w:r>
         <w:t xml:space="preserve"> </w:t>
       </w:r>
       <w:r>
-        <w:t xml:space="preserve">the rules were frozen (rules MD5 is stored in the key file), and it must never be redrawn once coding has started.</w:t>
+        <w:t xml:space="preserve">the v1.0 rules were frozen (rules MD5 is stored in the key file), and it must never be redrawn once coding has started.</w:t>
       </w:r>
     </w:p>
     <w:bookmarkEnd w:id="23"/>
@@ -1644,6 +2598,12 @@
     <w:abstractNumId w:val="991"/>
   </w:num>
   <w:num w:numId="1008">
+    <w:abstractNumId w:val="991"/>
+  </w:num>
+  <w:num w:numId="1009">
+    <w:abstractNumId w:val="991"/>
+  </w:num>
+  <w:num w:numId="1010">
     <w:abstractNumId w:val="99411"/>
     <w:lvlOverride w:ilvl="0">
       <w:startOverride w:val="1"/>
@@ -1672,6 +2632,9 @@
     <w:lvlOverride w:ilvl="8">
       <w:startOverride w:val="1"/>
     </w:lvlOverride>
+  </w:num>
+  <w:num w:numId="1011">
+    <w:abstractNumId w:val="991"/>
   </w:num>
 </w:numbering>
 </file>
